--- a/НИР_ЭДО_ПОЛНЫЙ_АРХИВ/06_Сравнение_с_РФ_и_между_странами/Сравнение_семи_стран_между_собой.docx
+++ b/НИР_ЭДО_ПОЛНЫЙ_АРХИВ/06_Сравнение_с_РФ_и_между_странами/Сравнение_семи_стран_между_собой.docx
@@ -11,6 +11,7 @@
         <w:rPr>
           <w:rFonts w:ascii="Calibri" w:hAnsi="Calibri" w:eastAsia="Calibri"/>
           <w:b/>
+          <w:i w:val="0"/>
           <w:color w:val="1F4E79"/>
           <w:sz w:val="44"/>
         </w:rPr>
@@ -25,10 +26,26 @@
         <w:rPr>
           <w:rFonts w:ascii="Calibri" w:hAnsi="Calibri" w:eastAsia="Calibri"/>
           <w:b w:val="0"/>
+          <w:i w:val="0"/>
           <w:color w:val="535353"/>
           <w:sz w:val="26"/>
         </w:rPr>
         <w:t>Германия, Беларусь, Сербия, Испания, Ирландия, Франция, Кения</w:t>
+      </w:r>
+    </w:p>
+    <w:p>
+      <w:pPr>
+        <w:spacing w:after="160"/>
+      </w:pPr>
+      <w:r>
+        <w:rPr>
+          <w:rFonts w:ascii="Calibri" w:hAnsi="Calibri" w:eastAsia="Calibri"/>
+          <w:b w:val="0"/>
+          <w:i w:val="0"/>
+          <w:color w:val="535353"/>
+          <w:sz w:val="22"/>
+        </w:rPr>
+        <w:t>Сравнительный анализ зарубежного регулирования электронного документооборота (ЭДО) с правовой моделью Российской Федерации. Актуализация: август 2026 г.</w:t>
       </w:r>
     </w:p>
     <w:p>
@@ -39,10 +56,11 @@
         <w:rPr>
           <w:rFonts w:ascii="Calibri" w:hAnsi="Calibri" w:eastAsia="Calibri"/>
           <w:b w:val="0"/>
+          <w:i/>
           <w:color w:val="535353"/>
-          <w:sz w:val="22"/>
+          <w:sz w:val="20"/>
         </w:rPr>
-        <w:t>Сравнительный анализ зарубежного регулирования электронного документооборота (ЭДО) с правовой моделью Российской Федерации. Актуализация: август 2026 г.</w:t>
+        <w:t>Как проверить. После каждого блока фактов — строка «Проверить» с кликабельной ссылкой на официальный текст закона, судебное решение или первоисточник. Рекомендации («что добавить / не переносить») — выводы автора НИР, но рядом указаны нормы, на которые они опираются. Номера дел не вымышлены.</w:t>
       </w:r>
     </w:p>
     <w:p>
@@ -58,10 +76,79 @@
         <w:rPr>
           <w:rFonts w:ascii="Calibri" w:hAnsi="Calibri" w:eastAsia="Calibri"/>
           <w:b w:val="0"/>
+          <w:i w:val="0"/>
           <w:sz w:val="24"/>
         </w:rPr>
         <w:t>Семёрка закрывает четыре модели, которых не хватало в предыдущем комплекте (ЕС как блок, UK, США, Сингапур, Китай, Казахстан): национальные слои eIDAS (DE/ES/IE/FR), eIDAS‑подобный кандидат (RS), PKI‑ЭЦП ЕАЭС (BY), UNCITRAL + жёсткий доказательственный фильтр (KE).</w:t>
       </w:r>
+    </w:p>
+    <w:p>
+      <w:pPr>
+        <w:spacing w:before="0" w:after="200"/>
+      </w:pPr>
+      <w:r>
+        <w:rPr>
+          <w:rFonts w:ascii="Calibri" w:hAnsi="Calibri" w:eastAsia="Calibri"/>
+          <w:b w:val="0"/>
+          <w:i/>
+          <w:color w:val="535353"/>
+          <w:sz w:val="18"/>
+        </w:rPr>
+        <w:t xml:space="preserve">Проверить: </w:t>
+      </w:r>
+      <w:hyperlink r:id="rId9">
+        <w:r>
+          <w:rPr>
+            <w:color w:val="0563C1"/>
+            <w:u w:val="single"/>
+            <w:sz w:val="18"/>
+            <w:rFonts w:ascii="Calibri" w:hAnsi="Calibri"/>
+          </w:rPr>
+          <w:t xml:space="preserve">eIDAS (EU) 910/2014, EUR-Lex</w:t>
+        </w:r>
+      </w:hyperlink>
+      <w:r>
+        <w:rPr>
+          <w:rFonts w:ascii="Calibri" w:hAnsi="Calibri" w:eastAsia="Calibri"/>
+          <w:b w:val="0"/>
+          <w:i w:val="0"/>
+          <w:color w:val="535353"/>
+          <w:sz w:val="18"/>
+        </w:rPr>
+        <w:t xml:space="preserve">  ·  </w:t>
+      </w:r>
+      <w:hyperlink r:id="rId10">
+        <w:r>
+          <w:rPr>
+            <w:color w:val="0563C1"/>
+            <w:u w:val="single"/>
+            <w:sz w:val="18"/>
+            <w:rFonts w:ascii="Calibri" w:hAnsi="Calibri"/>
+          </w:rPr>
+          <w:t xml:space="preserve">Закон РБ № 113‑З (pravo.by)</w:t>
+        </w:r>
+      </w:hyperlink>
+      <w:r>
+        <w:rPr>
+          <w:rFonts w:ascii="Calibri" w:hAnsi="Calibri" w:eastAsia="Calibri"/>
+          <w:b w:val="0"/>
+          <w:i w:val="0"/>
+          <w:color w:val="535353"/>
+          <w:sz w:val="18"/>
+        </w:rPr>
+        <w:t xml:space="preserve">  ·  </w:t>
+      </w:r>
+      <w:hyperlink r:id="rId11">
+        <w:r>
+          <w:rPr>
+            <w:color w:val="0563C1"/>
+            <w:u w:val="single"/>
+            <w:sz w:val="18"/>
+            <w:rFonts w:ascii="Calibri" w:hAnsi="Calibri"/>
+          </w:rPr>
+          <w:t xml:space="preserve">[2025] KEELC 392 (Kenya Law)</w:t>
+        </w:r>
+      </w:hyperlink>
     </w:p>
     <w:p>
       <w:pPr>
@@ -79,6 +166,7 @@
         <w:rPr>
           <w:rFonts w:ascii="Calibri" w:hAnsi="Calibri" w:eastAsia="Calibri"/>
           <w:b w:val="0"/>
+          <w:i w:val="0"/>
           <w:sz w:val="24"/>
         </w:rPr>
         <w:t>Все семь признают электронный документ / электронную подпись: нигде электронная форма сама по себе не делает акт ничтожным.</w:t>
@@ -92,6 +180,7 @@
         <w:rPr>
           <w:rFonts w:ascii="Calibri" w:hAnsi="Calibri" w:eastAsia="Calibri"/>
           <w:b w:val="0"/>
+          <w:i w:val="0"/>
           <w:sz w:val="24"/>
         </w:rPr>
         <w:t>Везде есть «верхний» уровень подписи, близкий к собственноручной: QES (DE, ES, IE, FR, RS) или ЭЦП / advanced e‑signature (BY, KE).</w:t>
@@ -105,6 +194,7 @@
         <w:rPr>
           <w:rFonts w:ascii="Calibri" w:hAnsi="Calibri" w:eastAsia="Calibri"/>
           <w:b w:val="0"/>
+          <w:i w:val="0"/>
           <w:sz w:val="24"/>
         </w:rPr>
         <w:t>Ни в одной из семи нет найденного «громкого» прецедента именно про электронный журнал инструктажа как самостоятельный предмет иска — суды спорят о подписи, допустимости файла и факте обучения.</w:t>
@@ -118,6 +208,7 @@
         <w:rPr>
           <w:rFonts w:ascii="Calibri" w:hAnsi="Calibri" w:eastAsia="Calibri"/>
           <w:b w:val="0"/>
+          <w:i w:val="0"/>
           <w:sz w:val="24"/>
         </w:rPr>
         <w:t>Во всех юрисдикциях после травмы/НС работодатель фактически должен уметь доказать обучение/инструктаж/меры, независимо от носителя.</w:t>
@@ -131,10 +222,184 @@
         <w:rPr>
           <w:rFonts w:ascii="Calibri" w:hAnsi="Calibri" w:eastAsia="Calibri"/>
           <w:b w:val="0"/>
+          <w:i w:val="0"/>
           <w:sz w:val="24"/>
         </w:rPr>
         <w:t>Скан картинки подписи нигде не считается полноценной квалифицированной / advanced электронной подписью (прямо — Франция 21‑19.841; по смыслу — eIDAS, 113‑З, KICA).</w:t>
       </w:r>
+    </w:p>
+    <w:p>
+      <w:pPr>
+        <w:spacing w:before="0" w:after="200"/>
+      </w:pPr>
+      <w:r>
+        <w:rPr>
+          <w:rFonts w:ascii="Calibri" w:hAnsi="Calibri" w:eastAsia="Calibri"/>
+          <w:b w:val="0"/>
+          <w:i/>
+          <w:color w:val="535353"/>
+          <w:sz w:val="18"/>
+        </w:rPr>
+        <w:t xml:space="preserve">Проверить: </w:t>
+      </w:r>
+      <w:hyperlink r:id="rId9">
+        <w:r>
+          <w:rPr>
+            <w:color w:val="0563C1"/>
+            <w:u w:val="single"/>
+            <w:sz w:val="18"/>
+            <w:rFonts w:ascii="Calibri" w:hAnsi="Calibri"/>
+          </w:rPr>
+          <w:t xml:space="preserve">eIDAS (EU) 910/2014, EUR-Lex</w:t>
+        </w:r>
+      </w:hyperlink>
+      <w:r>
+        <w:rPr>
+          <w:rFonts w:ascii="Calibri" w:hAnsi="Calibri" w:eastAsia="Calibri"/>
+          <w:b w:val="0"/>
+          <w:i w:val="0"/>
+          <w:color w:val="535353"/>
+          <w:sz w:val="18"/>
+        </w:rPr>
+        <w:t xml:space="preserve">  ·  </w:t>
+      </w:r>
+      <w:hyperlink r:id="rId10">
+        <w:r>
+          <w:rPr>
+            <w:color w:val="0563C1"/>
+            <w:u w:val="single"/>
+            <w:sz w:val="18"/>
+            <w:rFonts w:ascii="Calibri" w:hAnsi="Calibri"/>
+          </w:rPr>
+          <w:t xml:space="preserve">Закон РБ № 113‑З (pravo.by)</w:t>
+        </w:r>
+      </w:hyperlink>
+      <w:r>
+        <w:rPr>
+          <w:rFonts w:ascii="Calibri" w:hAnsi="Calibri" w:eastAsia="Calibri"/>
+          <w:b w:val="0"/>
+          <w:i w:val="0"/>
+          <w:color w:val="535353"/>
+          <w:sz w:val="18"/>
+        </w:rPr>
+        <w:t xml:space="preserve">  ·  </w:t>
+      </w:r>
+      <w:hyperlink r:id="rId12">
+        <w:r>
+          <w:rPr>
+            <w:color w:val="0563C1"/>
+            <w:u w:val="single"/>
+            <w:sz w:val="18"/>
+            <w:rFonts w:ascii="Calibri" w:hAnsi="Calibri"/>
+          </w:rPr>
+          <w:t xml:space="preserve">Закон об электронном документе РС 94/2017 (Paragraf)</w:t>
+        </w:r>
+      </w:hyperlink>
+      <w:r>
+        <w:rPr>
+          <w:rFonts w:ascii="Calibri" w:hAnsi="Calibri" w:eastAsia="Calibri"/>
+          <w:b w:val="0"/>
+          <w:i w:val="0"/>
+          <w:color w:val="535353"/>
+          <w:sz w:val="18"/>
+        </w:rPr>
+        <w:t xml:space="preserve">  ·  </w:t>
+      </w:r>
+      <w:hyperlink r:id="rId13">
+        <w:r>
+          <w:rPr>
+            <w:color w:val="0563C1"/>
+            <w:u w:val="single"/>
+            <w:sz w:val="18"/>
+            <w:rFonts w:ascii="Calibri" w:hAnsi="Calibri"/>
+          </w:rPr>
+          <w:t xml:space="preserve">Ley 6/2020 (BOE) — правка LEC 326</w:t>
+        </w:r>
+      </w:hyperlink>
+      <w:r>
+        <w:rPr>
+          <w:rFonts w:ascii="Calibri" w:hAnsi="Calibri" w:eastAsia="Calibri"/>
+          <w:b w:val="0"/>
+          <w:i w:val="0"/>
+          <w:color w:val="535353"/>
+          <w:sz w:val="18"/>
+        </w:rPr>
+        <w:t xml:space="preserve">  ·  </w:t>
+      </w:r>
+      <w:hyperlink r:id="rId14">
+        <w:r>
+          <w:rPr>
+            <w:color w:val="0563C1"/>
+            <w:u w:val="single"/>
+            <w:sz w:val="18"/>
+            <w:rFonts w:ascii="Calibri" w:hAnsi="Calibri"/>
+          </w:rPr>
+          <w:t xml:space="preserve">ECA 2000, section 9</w:t>
+        </w:r>
+      </w:hyperlink>
+      <w:r>
+        <w:rPr>
+          <w:rFonts w:ascii="Calibri" w:hAnsi="Calibri" w:eastAsia="Calibri"/>
+          <w:b w:val="0"/>
+          <w:i w:val="0"/>
+          <w:color w:val="535353"/>
+          <w:sz w:val="18"/>
+        </w:rPr>
+        <w:t xml:space="preserve">  ·  </w:t>
+      </w:r>
+      <w:hyperlink r:id="rId15">
+        <w:r>
+          <w:rPr>
+            <w:color w:val="0563C1"/>
+            <w:u w:val="single"/>
+            <w:sz w:val="18"/>
+            <w:rFonts w:ascii="Calibri" w:hAnsi="Calibri"/>
+          </w:rPr>
+          <w:t xml:space="preserve">Cass. 3e civ., 5 mars 2026, n° 24‑21.034 (Legalis)</w:t>
+        </w:r>
+      </w:hyperlink>
+      <w:r>
+        <w:rPr>
+          <w:rFonts w:ascii="Calibri" w:hAnsi="Calibri" w:eastAsia="Calibri"/>
+          <w:b w:val="0"/>
+          <w:i w:val="0"/>
+          <w:color w:val="535353"/>
+          <w:sz w:val="18"/>
+        </w:rPr>
+        <w:t xml:space="preserve">  ·  </w:t>
+      </w:r>
+      <w:hyperlink r:id="rId11">
+        <w:r>
+          <w:rPr>
+            <w:color w:val="0563C1"/>
+            <w:u w:val="single"/>
+            <w:sz w:val="18"/>
+            <w:rFonts w:ascii="Calibri" w:hAnsi="Calibri"/>
+          </w:rPr>
+          <w:t xml:space="preserve">[2025] KEELC 392 (Kenya Law)</w:t>
+        </w:r>
+      </w:hyperlink>
+      <w:r>
+        <w:rPr>
+          <w:rFonts w:ascii="Calibri" w:hAnsi="Calibri" w:eastAsia="Calibri"/>
+          <w:b w:val="0"/>
+          <w:i w:val="0"/>
+          <w:color w:val="535353"/>
+          <w:sz w:val="18"/>
+        </w:rPr>
+        <w:t xml:space="preserve">  ·  </w:t>
+      </w:r>
+      <w:hyperlink r:id="rId16">
+        <w:r>
+          <w:rPr>
+            <w:color w:val="0563C1"/>
+            <w:u w:val="single"/>
+            <w:sz w:val="18"/>
+            <w:rFonts w:ascii="Calibri" w:hAnsi="Calibri"/>
+          </w:rPr>
+          <w:t xml:space="preserve">Cass. soc. 14.12.2022, n° 21‑19.841 (KPMG)</w:t>
+        </w:r>
+      </w:hyperlink>
     </w:p>
     <w:p>
       <w:pPr>
@@ -151,15 +416,16 @@
         <w:tblLook w:firstColumn="1" w:firstRow="1" w:lastColumn="0" w:lastRow="0" w:noHBand="0" w:noVBand="1" w:val="04A0"/>
       </w:tblPr>
       <w:tblGrid>
-        <w:gridCol w:w="2381"/>
-        <w:gridCol w:w="2381"/>
-        <w:gridCol w:w="2381"/>
-        <w:gridCol w:w="2381"/>
+        <w:gridCol w:w="1905"/>
+        <w:gridCol w:w="1905"/>
+        <w:gridCol w:w="1905"/>
+        <w:gridCol w:w="1905"/>
+        <w:gridCol w:w="1905"/>
       </w:tblGrid>
       <w:tr>
         <w:tc>
           <w:tcPr>
-            <w:tcW w:type="dxa" w:w="2381"/>
+            <w:tcW w:type="dxa" w:w="1905"/>
             <w:shd w:fill="1F4E79" w:val="clear"/>
           </w:tcPr>
           <w:p>
@@ -168,6 +434,7 @@
               <w:rPr>
                 <w:rFonts w:ascii="Calibri" w:hAnsi="Calibri" w:eastAsia="Calibri"/>
                 <w:b/>
+                <w:i w:val="0"/>
                 <w:color w:val="FFFFFF"/>
                 <w:sz w:val="20"/>
               </w:rPr>
@@ -177,7 +444,7 @@
         </w:tc>
         <w:tc>
           <w:tcPr>
-            <w:tcW w:type="dxa" w:w="2381"/>
+            <w:tcW w:type="dxa" w:w="1905"/>
             <w:shd w:fill="1F4E79" w:val="clear"/>
           </w:tcPr>
           <w:p>
@@ -186,6 +453,7 @@
               <w:rPr>
                 <w:rFonts w:ascii="Calibri" w:hAnsi="Calibri" w:eastAsia="Calibri"/>
                 <w:b/>
+                <w:i w:val="0"/>
                 <w:color w:val="FFFFFF"/>
                 <w:sz w:val="20"/>
               </w:rPr>
@@ -195,7 +463,7 @@
         </w:tc>
         <w:tc>
           <w:tcPr>
-            <w:tcW w:type="dxa" w:w="2381"/>
+            <w:tcW w:type="dxa" w:w="1905"/>
             <w:shd w:fill="1F4E79" w:val="clear"/>
           </w:tcPr>
           <w:p>
@@ -204,6 +472,7 @@
               <w:rPr>
                 <w:rFonts w:ascii="Calibri" w:hAnsi="Calibri" w:eastAsia="Calibri"/>
                 <w:b/>
+                <w:i w:val="0"/>
                 <w:color w:val="FFFFFF"/>
                 <w:sz w:val="20"/>
               </w:rPr>
@@ -213,7 +482,7 @@
         </w:tc>
         <w:tc>
           <w:tcPr>
-            <w:tcW w:type="dxa" w:w="2381"/>
+            <w:tcW w:type="dxa" w:w="1905"/>
             <w:shd w:fill="1F4E79" w:val="clear"/>
           </w:tcPr>
           <w:p>
@@ -222,6 +491,7 @@
               <w:rPr>
                 <w:rFonts w:ascii="Calibri" w:hAnsi="Calibri" w:eastAsia="Calibri"/>
                 <w:b/>
+                <w:i w:val="0"/>
                 <w:color w:val="FFFFFF"/>
                 <w:sz w:val="20"/>
               </w:rPr>
@@ -229,11 +499,10 @@
             </w:r>
           </w:p>
         </w:tc>
-      </w:tr>
-      <w:tr>
         <w:tc>
           <w:tcPr>
-            <w:tcW w:type="dxa" w:w="2381"/>
+            <w:tcW w:type="dxa" w:w="1905"/>
+            <w:shd w:fill="1F4E79" w:val="clear"/>
           </w:tcPr>
           <w:p>
             <w:r/>
@@ -241,6 +510,27 @@
               <w:rPr>
                 <w:rFonts w:ascii="Calibri" w:hAnsi="Calibri" w:eastAsia="Calibri"/>
                 <w:b/>
+                <w:i w:val="0"/>
+                <w:color w:val="FFFFFF"/>
+                <w:sz w:val="20"/>
+              </w:rPr>
+              <w:t>Проверить</w:t>
+            </w:r>
+          </w:p>
+        </w:tc>
+      </w:tr>
+      <w:tr>
+        <w:tc>
+          <w:tcPr>
+            <w:tcW w:type="dxa" w:w="1905"/>
+          </w:tcPr>
+          <w:p>
+            <w:r/>
+            <w:r>
+              <w:rPr>
+                <w:rFonts w:ascii="Calibri" w:hAnsi="Calibri" w:eastAsia="Calibri"/>
+                <w:b/>
+                <w:i w:val="0"/>
                 <w:sz w:val="20"/>
               </w:rPr>
               <w:t>Германия</w:t>
@@ -249,7 +539,7 @@
         </w:tc>
         <w:tc>
           <w:tcPr>
-            <w:tcW w:type="dxa" w:w="2381"/>
+            <w:tcW w:type="dxa" w:w="1905"/>
           </w:tcPr>
           <w:p>
             <w:r/>
@@ -257,6 +547,7 @@
               <w:rPr>
                 <w:rFonts w:ascii="Calibri" w:hAnsi="Calibri" w:eastAsia="Calibri"/>
                 <w:b w:val="0"/>
+                <w:i w:val="0"/>
                 <w:sz w:val="20"/>
               </w:rPr>
               <w:t>eIDAS + BGB‑формы; с 2025 Textform в кадрах</w:t>
@@ -265,7 +556,7 @@
         </w:tc>
         <w:tc>
           <w:tcPr>
-            <w:tcW w:type="dxa" w:w="2381"/>
+            <w:tcW w:type="dxa" w:w="1905"/>
           </w:tcPr>
           <w:p>
             <w:r/>
@@ -273,6 +564,7 @@
               <w:rPr>
                 <w:rFonts w:ascii="Calibri" w:hAnsi="Calibri" w:eastAsia="Calibri"/>
                 <w:b w:val="0"/>
+                <w:i w:val="0"/>
                 <w:sz w:val="20"/>
               </w:rPr>
               <w:t>Подпись на Unterweisung не обязательна; важен содержание и оценка рисков</w:t>
@@ -281,7 +573,7 @@
         </w:tc>
         <w:tc>
           <w:tcPr>
-            <w:tcW w:type="dxa" w:w="2381"/>
+            <w:tcW w:type="dxa" w:w="1905"/>
           </w:tcPr>
           <w:p>
             <w:r/>
@@ -289,17 +581,37 @@
               <w:rPr>
                 <w:rFonts w:ascii="Calibri" w:hAnsi="Calibri" w:eastAsia="Calibri"/>
                 <w:b w:val="0"/>
+                <w:i w:val="0"/>
                 <w:sz w:val="20"/>
               </w:rPr>
               <w:t>Zugang QES (BGH 2024); содержание инструктажа (BAG 2011)</w:t>
             </w:r>
           </w:p>
         </w:tc>
+        <w:tc>
+          <w:tcPr>
+            <w:tcW w:type="dxa" w:w="1905"/>
+          </w:tcPr>
+          <w:p>
+            <w:r/>
+            <w:hyperlink r:id="rId9">
+              <w:r>
+                <w:rPr>
+                  <w:color w:val="0563C1"/>
+                  <w:u w:val="single"/>
+                  <w:sz w:val="18"/>
+                  <w:rFonts w:ascii="Calibri" w:hAnsi="Calibri"/>
+                </w:rPr>
+                <w:t xml:space="preserve">eIDAS (EU) 910/2014, EUR-Lex</w:t>
+              </w:r>
+            </w:hyperlink>
+          </w:p>
+        </w:tc>
       </w:tr>
       <w:tr>
         <w:tc>
           <w:tcPr>
-            <w:tcW w:type="dxa" w:w="2381"/>
+            <w:tcW w:type="dxa" w:w="1905"/>
           </w:tcPr>
           <w:p>
             <w:r/>
@@ -307,6 +619,7 @@
               <w:rPr>
                 <w:rFonts w:ascii="Calibri" w:hAnsi="Calibri" w:eastAsia="Calibri"/>
                 <w:b/>
+                <w:i w:val="0"/>
                 <w:sz w:val="20"/>
               </w:rPr>
               <w:t>Беларусь</w:t>
@@ -315,7 +628,7 @@
         </w:tc>
         <w:tc>
           <w:tcPr>
-            <w:tcW w:type="dxa" w:w="2381"/>
+            <w:tcW w:type="dxa" w:w="1905"/>
           </w:tcPr>
           <w:p>
             <w:r/>
@@ -323,6 +636,7 @@
               <w:rPr>
                 <w:rFonts w:ascii="Calibri" w:hAnsi="Calibri" w:eastAsia="Calibri"/>
                 <w:b w:val="0"/>
+                <w:i w:val="0"/>
                 <w:sz w:val="20"/>
               </w:rPr>
               <w:t>Закон 113‑З, государственная ЭЦП</w:t>
@@ -331,7 +645,7 @@
         </w:tc>
         <w:tc>
           <w:tcPr>
-            <w:tcW w:type="dxa" w:w="2381"/>
+            <w:tcW w:type="dxa" w:w="1905"/>
           </w:tcPr>
           <w:p>
             <w:r/>
@@ -339,6 +653,7 @@
               <w:rPr>
                 <w:rFonts w:ascii="Calibri" w:hAnsi="Calibri" w:eastAsia="Calibri"/>
                 <w:b w:val="0"/>
+                <w:i w:val="0"/>
                 <w:sz w:val="20"/>
               </w:rPr>
               <w:t>Прямо разрешён электронный журнал (п. 35 Инстр. 175)</w:t>
@@ -347,7 +662,7 @@
         </w:tc>
         <w:tc>
           <w:tcPr>
-            <w:tcW w:type="dxa" w:w="2381"/>
+            <w:tcW w:type="dxa" w:w="1905"/>
           </w:tcPr>
           <w:p>
             <w:r/>
@@ -355,17 +670,37 @@
               <w:rPr>
                 <w:rFonts w:ascii="Calibri" w:hAnsi="Calibri" w:eastAsia="Calibri"/>
                 <w:b w:val="0"/>
+                <w:i w:val="0"/>
                 <w:sz w:val="20"/>
               </w:rPr>
               <w:t>Ст. 84 ХПК: эл. документ = письменное доказательство</w:t>
             </w:r>
           </w:p>
         </w:tc>
+        <w:tc>
+          <w:tcPr>
+            <w:tcW w:type="dxa" w:w="1905"/>
+          </w:tcPr>
+          <w:p>
+            <w:r/>
+            <w:hyperlink r:id="rId10">
+              <w:r>
+                <w:rPr>
+                  <w:color w:val="0563C1"/>
+                  <w:u w:val="single"/>
+                  <w:sz w:val="18"/>
+                  <w:rFonts w:ascii="Calibri" w:hAnsi="Calibri"/>
+                </w:rPr>
+                <w:t xml:space="preserve">Закон РБ № 113‑З (pravo.by)</w:t>
+              </w:r>
+            </w:hyperlink>
+          </w:p>
+        </w:tc>
       </w:tr>
       <w:tr>
         <w:tc>
           <w:tcPr>
-            <w:tcW w:type="dxa" w:w="2381"/>
+            <w:tcW w:type="dxa" w:w="1905"/>
           </w:tcPr>
           <w:p>
             <w:r/>
@@ -373,6 +708,7 @@
               <w:rPr>
                 <w:rFonts w:ascii="Calibri" w:hAnsi="Calibri" w:eastAsia="Calibri"/>
                 <w:b/>
+                <w:i w:val="0"/>
                 <w:sz w:val="20"/>
               </w:rPr>
               <w:t>Сербия</w:t>
@@ -381,7 +717,7 @@
         </w:tc>
         <w:tc>
           <w:tcPr>
-            <w:tcW w:type="dxa" w:w="2381"/>
+            <w:tcW w:type="dxa" w:w="1905"/>
           </w:tcPr>
           <w:p>
             <w:r/>
@@ -389,6 +725,7 @@
               <w:rPr>
                 <w:rFonts w:ascii="Calibri" w:hAnsi="Calibri" w:eastAsia="Calibri"/>
                 <w:b w:val="0"/>
+                <w:i w:val="0"/>
                 <w:sz w:val="20"/>
               </w:rPr>
               <w:t>eIDAS‑подобный закон; трудовой формализм</w:t>
@@ -397,7 +734,7 @@
         </w:tc>
         <w:tc>
           <w:tcPr>
-            <w:tcW w:type="dxa" w:w="2381"/>
+            <w:tcW w:type="dxa" w:w="1905"/>
           </w:tcPr>
           <w:p>
             <w:r/>
@@ -405,6 +742,7 @@
               <w:rPr>
                 <w:rFonts w:ascii="Calibri" w:hAnsi="Calibri" w:eastAsia="Calibri"/>
                 <w:b w:val="0"/>
+                <w:i w:val="0"/>
                 <w:sz w:val="20"/>
               </w:rPr>
               <w:t>Электроника форм ОТ с QES, но Form 6 (обучение) — бумага</w:t>
@@ -413,7 +751,7 @@
         </w:tc>
         <w:tc>
           <w:tcPr>
-            <w:tcW w:type="dxa" w:w="2381"/>
+            <w:tcW w:type="dxa" w:w="1905"/>
           </w:tcPr>
           <w:p>
             <w:r/>
@@ -421,17 +759,37 @@
               <w:rPr>
                 <w:rFonts w:ascii="Calibri" w:hAnsi="Calibri" w:eastAsia="Calibri"/>
                 <w:b w:val="0"/>
+                <w:i w:val="0"/>
                 <w:sz w:val="20"/>
               </w:rPr>
               <w:t>Без QES процессуальный документ «не подан»</w:t>
             </w:r>
           </w:p>
         </w:tc>
+        <w:tc>
+          <w:tcPr>
+            <w:tcW w:type="dxa" w:w="1905"/>
+          </w:tcPr>
+          <w:p>
+            <w:r/>
+            <w:hyperlink r:id="rId12">
+              <w:r>
+                <w:rPr>
+                  <w:color w:val="0563C1"/>
+                  <w:u w:val="single"/>
+                  <w:sz w:val="18"/>
+                  <w:rFonts w:ascii="Calibri" w:hAnsi="Calibri"/>
+                </w:rPr>
+                <w:t xml:space="preserve">Закон об электронном документе РС 94/2017 (Paragraf)</w:t>
+              </w:r>
+            </w:hyperlink>
+          </w:p>
+        </w:tc>
       </w:tr>
       <w:tr>
         <w:tc>
           <w:tcPr>
-            <w:tcW w:type="dxa" w:w="2381"/>
+            <w:tcW w:type="dxa" w:w="1905"/>
           </w:tcPr>
           <w:p>
             <w:r/>
@@ -439,6 +797,7 @@
               <w:rPr>
                 <w:rFonts w:ascii="Calibri" w:hAnsi="Calibri" w:eastAsia="Calibri"/>
                 <w:b/>
+                <w:i w:val="0"/>
                 <w:sz w:val="20"/>
               </w:rPr>
               <w:t>Испания</w:t>
@@ -447,7 +806,7 @@
         </w:tc>
         <w:tc>
           <w:tcPr>
-            <w:tcW w:type="dxa" w:w="2381"/>
+            <w:tcW w:type="dxa" w:w="1905"/>
           </w:tcPr>
           <w:p>
             <w:r/>
@@ -455,6 +814,7 @@
               <w:rPr>
                 <w:rFonts w:ascii="Calibri" w:hAnsi="Calibri" w:eastAsia="Calibri"/>
                 <w:b w:val="0"/>
+                <w:i w:val="0"/>
                 <w:sz w:val="20"/>
               </w:rPr>
               <w:t>eIDAS + LEC 326.4 (презумпция QTSP)</w:t>
@@ -463,7 +823,7 @@
         </w:tc>
         <w:tc>
           <w:tcPr>
-            <w:tcW w:type="dxa" w:w="2381"/>
+            <w:tcW w:type="dxa" w:w="1905"/>
           </w:tcPr>
           <w:p>
             <w:r/>
@@ -471,6 +831,7 @@
               <w:rPr>
                 <w:rFonts w:ascii="Calibri" w:hAnsi="Calibri" w:eastAsia="Calibri"/>
                 <w:b w:val="0"/>
+                <w:i w:val="0"/>
                 <w:sz w:val="20"/>
               </w:rPr>
               <w:t>Запрета e‑учёта обучения нет; art. 19 LPRL — содержание</w:t>
@@ -479,7 +840,7 @@
         </w:tc>
         <w:tc>
           <w:tcPr>
-            <w:tcW w:type="dxa" w:w="2381"/>
+            <w:tcW w:type="dxa" w:w="1905"/>
           </w:tcPr>
           <w:p>
             <w:r/>
@@ -487,17 +848,37 @@
               <w:rPr>
                 <w:rFonts w:ascii="Calibri" w:hAnsi="Calibri" w:eastAsia="Calibri"/>
                 <w:b w:val="0"/>
+                <w:i w:val="0"/>
                 <w:sz w:val="20"/>
               </w:rPr>
               <w:t>Два режима: презумпция QTSP и мягкие pantallazos</w:t>
             </w:r>
           </w:p>
         </w:tc>
+        <w:tc>
+          <w:tcPr>
+            <w:tcW w:type="dxa" w:w="1905"/>
+          </w:tcPr>
+          <w:p>
+            <w:r/>
+            <w:hyperlink r:id="rId13">
+              <w:r>
+                <w:rPr>
+                  <w:color w:val="0563C1"/>
+                  <w:u w:val="single"/>
+                  <w:sz w:val="18"/>
+                  <w:rFonts w:ascii="Calibri" w:hAnsi="Calibri"/>
+                </w:rPr>
+                <w:t xml:space="preserve">Ley 6/2020 (BOE) — правка LEC 326</w:t>
+              </w:r>
+            </w:hyperlink>
+          </w:p>
+        </w:tc>
       </w:tr>
       <w:tr>
         <w:tc>
           <w:tcPr>
-            <w:tcW w:type="dxa" w:w="2381"/>
+            <w:tcW w:type="dxa" w:w="1905"/>
           </w:tcPr>
           <w:p>
             <w:r/>
@@ -505,6 +886,7 @@
               <w:rPr>
                 <w:rFonts w:ascii="Calibri" w:hAnsi="Calibri" w:eastAsia="Calibri"/>
                 <w:b/>
+                <w:i w:val="0"/>
                 <w:sz w:val="20"/>
               </w:rPr>
               <w:t>Ирландия</w:t>
@@ -513,7 +895,7 @@
         </w:tc>
         <w:tc>
           <w:tcPr>
-            <w:tcW w:type="dxa" w:w="2381"/>
+            <w:tcW w:type="dxa" w:w="1905"/>
           </w:tcPr>
           <w:p>
             <w:r/>
@@ -521,6 +903,7 @@
               <w:rPr>
                 <w:rFonts w:ascii="Calibri" w:hAnsi="Calibri" w:eastAsia="Calibri"/>
                 <w:b w:val="0"/>
+                <w:i w:val="0"/>
                 <w:sz w:val="20"/>
               </w:rPr>
               <w:t>ECA 2000 s. 9 + eIDAS; common law consent</w:t>
@@ -529,7 +912,7 @@
         </w:tc>
         <w:tc>
           <w:tcPr>
-            <w:tcW w:type="dxa" w:w="2381"/>
+            <w:tcW w:type="dxa" w:w="1905"/>
           </w:tcPr>
           <w:p>
             <w:r/>
@@ -537,6 +920,7 @@
               <w:rPr>
                 <w:rFonts w:ascii="Calibri" w:hAnsi="Calibri" w:eastAsia="Calibri"/>
                 <w:b w:val="0"/>
+                <w:i w:val="0"/>
                 <w:sz w:val="20"/>
               </w:rPr>
               <w:t>Запрета нет; суд проверяет реальность обучения</w:t>
@@ -545,7 +929,7 @@
         </w:tc>
         <w:tc>
           <w:tcPr>
-            <w:tcW w:type="dxa" w:w="2381"/>
+            <w:tcW w:type="dxa" w:w="1905"/>
           </w:tcPr>
           <w:p>
             <w:r/>
@@ -553,17 +937,37 @@
               <w:rPr>
                 <w:rFonts w:ascii="Calibri" w:hAnsi="Calibri" w:eastAsia="Calibri"/>
                 <w:b w:val="0"/>
+                <w:i w:val="0"/>
                 <w:sz w:val="20"/>
               </w:rPr>
               <w:t>Click‑wrap (Ryanair); training as safety duty (Redmond)</w:t>
             </w:r>
           </w:p>
         </w:tc>
+        <w:tc>
+          <w:tcPr>
+            <w:tcW w:type="dxa" w:w="1905"/>
+          </w:tcPr>
+          <w:p>
+            <w:r/>
+            <w:hyperlink r:id="rId14">
+              <w:r>
+                <w:rPr>
+                  <w:color w:val="0563C1"/>
+                  <w:u w:val="single"/>
+                  <w:sz w:val="18"/>
+                  <w:rFonts w:ascii="Calibri" w:hAnsi="Calibri"/>
+                </w:rPr>
+                <w:t xml:space="preserve">ECA 2000, section 9</w:t>
+              </w:r>
+            </w:hyperlink>
+          </w:p>
+        </w:tc>
       </w:tr>
       <w:tr>
         <w:tc>
           <w:tcPr>
-            <w:tcW w:type="dxa" w:w="2381"/>
+            <w:tcW w:type="dxa" w:w="1905"/>
           </w:tcPr>
           <w:p>
             <w:r/>
@@ -571,6 +975,7 @@
               <w:rPr>
                 <w:rFonts w:ascii="Calibri" w:hAnsi="Calibri" w:eastAsia="Calibri"/>
                 <w:b/>
+                <w:i w:val="0"/>
                 <w:sz w:val="20"/>
               </w:rPr>
               <w:t>Франция</w:t>
@@ -579,7 +984,7 @@
         </w:tc>
         <w:tc>
           <w:tcPr>
-            <w:tcW w:type="dxa" w:w="2381"/>
+            <w:tcW w:type="dxa" w:w="1905"/>
           </w:tcPr>
           <w:p>
             <w:r/>
@@ -587,6 +992,7 @@
               <w:rPr>
                 <w:rFonts w:ascii="Calibri" w:hAnsi="Calibri" w:eastAsia="Calibri"/>
                 <w:b w:val="0"/>
+                <w:i w:val="0"/>
                 <w:sz w:val="20"/>
               </w:rPr>
               <w:t>CC 1366–1367; презумпция только у QES</w:t>
@@ -595,7 +1001,7 @@
         </w:tc>
         <w:tc>
           <w:tcPr>
-            <w:tcW w:type="dxa" w:w="2381"/>
+            <w:tcW w:type="dxa" w:w="1905"/>
           </w:tcPr>
           <w:p>
             <w:r/>
@@ -603,6 +1009,7 @@
               <w:rPr>
                 <w:rFonts w:ascii="Calibri" w:hAnsi="Calibri" w:eastAsia="Calibri"/>
                 <w:b w:val="0"/>
+                <w:i w:val="0"/>
                 <w:sz w:val="20"/>
               </w:rPr>
               <w:t>Запрета нет; бремя мер L.4121 на работодателе</w:t>
@@ -611,7 +1018,7 @@
         </w:tc>
         <w:tc>
           <w:tcPr>
-            <w:tcW w:type="dxa" w:w="2381"/>
+            <w:tcW w:type="dxa" w:w="1905"/>
           </w:tcPr>
           <w:p>
             <w:r/>
@@ -619,17 +1026,37 @@
               <w:rPr>
                 <w:rFonts w:ascii="Calibri" w:hAnsi="Calibri" w:eastAsia="Calibri"/>
                 <w:b w:val="0"/>
+                <w:i w:val="0"/>
                 <w:sz w:val="20"/>
               </w:rPr>
               <w:t>Cass. 2026 — нет презумпции без QES; Cass. 2024 — бремя ОТ</w:t>
             </w:r>
           </w:p>
         </w:tc>
+        <w:tc>
+          <w:tcPr>
+            <w:tcW w:type="dxa" w:w="1905"/>
+          </w:tcPr>
+          <w:p>
+            <w:r/>
+            <w:hyperlink r:id="rId15">
+              <w:r>
+                <w:rPr>
+                  <w:color w:val="0563C1"/>
+                  <w:u w:val="single"/>
+                  <w:sz w:val="18"/>
+                  <w:rFonts w:ascii="Calibri" w:hAnsi="Calibri"/>
+                </w:rPr>
+                <w:t xml:space="preserve">Cass. 3e civ., 5 mars 2026, n° 24‑21.034 (Legalis)</w:t>
+              </w:r>
+            </w:hyperlink>
+          </w:p>
+        </w:tc>
       </w:tr>
       <w:tr>
         <w:tc>
           <w:tcPr>
-            <w:tcW w:type="dxa" w:w="2381"/>
+            <w:tcW w:type="dxa" w:w="1905"/>
           </w:tcPr>
           <w:p>
             <w:r/>
@@ -637,6 +1064,7 @@
               <w:rPr>
                 <w:rFonts w:ascii="Calibri" w:hAnsi="Calibri" w:eastAsia="Calibri"/>
                 <w:b/>
+                <w:i w:val="0"/>
                 <w:sz w:val="20"/>
               </w:rPr>
               <w:t>Кения</w:t>
@@ -645,7 +1073,7 @@
         </w:tc>
         <w:tc>
           <w:tcPr>
-            <w:tcW w:type="dxa" w:w="2381"/>
+            <w:tcW w:type="dxa" w:w="1905"/>
           </w:tcPr>
           <w:p>
             <w:r/>
@@ -653,6 +1081,7 @@
               <w:rPr>
                 <w:rFonts w:ascii="Calibri" w:hAnsi="Calibri" w:eastAsia="Calibri"/>
                 <w:b w:val="0"/>
+                <w:i w:val="0"/>
                 <w:sz w:val="20"/>
               </w:rPr>
               <w:t>KICA 83P + Evidence Act 106B</w:t>
@@ -661,7 +1090,7 @@
         </w:tc>
         <w:tc>
           <w:tcPr>
-            <w:tcW w:type="dxa" w:w="2381"/>
+            <w:tcW w:type="dxa" w:w="1905"/>
           </w:tcPr>
           <w:p>
             <w:r/>
@@ -669,6 +1098,7 @@
               <w:rPr>
                 <w:rFonts w:ascii="Calibri" w:hAnsi="Calibri" w:eastAsia="Calibri"/>
                 <w:b w:val="0"/>
+                <w:i w:val="0"/>
                 <w:sz w:val="20"/>
               </w:rPr>
               <w:t>OSHA молчит об e‑журнале; в суде — 106B</w:t>
@@ -677,7 +1107,7 @@
         </w:tc>
         <w:tc>
           <w:tcPr>
-            <w:tcW w:type="dxa" w:w="2381"/>
+            <w:tcW w:type="dxa" w:w="1905"/>
           </w:tcPr>
           <w:p>
             <w:r/>
@@ -685,10 +1115,30 @@
               <w:rPr>
                 <w:rFonts w:ascii="Calibri" w:hAnsi="Calibri" w:eastAsia="Calibri"/>
                 <w:b w:val="0"/>
+                <w:i w:val="0"/>
                 <w:sz w:val="20"/>
               </w:rPr>
               <w:t>Без сертификата 106B электронная запись снимается</w:t>
             </w:r>
+          </w:p>
+        </w:tc>
+        <w:tc>
+          <w:tcPr>
+            <w:tcW w:type="dxa" w:w="1905"/>
+          </w:tcPr>
+          <w:p>
+            <w:r/>
+            <w:hyperlink r:id="rId11">
+              <w:r>
+                <w:rPr>
+                  <w:color w:val="0563C1"/>
+                  <w:u w:val="single"/>
+                  <w:sz w:val="18"/>
+                  <w:rFonts w:ascii="Calibri" w:hAnsi="Calibri"/>
+                </w:rPr>
+                <w:t xml:space="preserve">[2025] KEELC 392 (Kenya Law)</w:t>
+              </w:r>
+            </w:hyperlink>
           </w:p>
         </w:tc>
       </w:tr>
@@ -707,40 +1157,337 @@
         <w:rPr>
           <w:rFonts w:ascii="Calibri" w:hAnsi="Calibri" w:eastAsia="Calibri"/>
           <w:b w:val="0"/>
+          <w:i w:val="0"/>
           <w:sz w:val="24"/>
         </w:rPr>
         <w:t>Кластер A — ЕС‑четвёрка (Германия, Испания, Ирландия, Франция). Общий eIDAS, разный национальный слой. Германия смягчает трудовую форму (Textform) и не требует подписи на инструктаже. Испания даёт самую удобную процессуальную презумпцию квалифицированному сервису. Франция — самая строгая презумпция (только QES) и отдельно бьёт по скану подписи. Ирландия добавляет common law: согласие и notice важнее сертификата.</w:t>
       </w:r>
     </w:p>
     <w:p>
+      <w:pPr>
+        <w:spacing w:before="0" w:after="200"/>
+      </w:pPr>
       <w:r>
         <w:rPr>
           <w:rFonts w:ascii="Calibri" w:hAnsi="Calibri" w:eastAsia="Calibri"/>
           <w:b w:val="0"/>
+          <w:i/>
+          <w:color w:val="535353"/>
+          <w:sz w:val="18"/>
+        </w:rPr>
+        <w:t xml:space="preserve">Проверить: </w:t>
+      </w:r>
+      <w:hyperlink r:id="rId9">
+        <w:r>
+          <w:rPr>
+            <w:color w:val="0563C1"/>
+            <w:u w:val="single"/>
+            <w:sz w:val="18"/>
+            <w:rFonts w:ascii="Calibri" w:hAnsi="Calibri"/>
+          </w:rPr>
+          <w:t xml:space="preserve">eIDAS (EU) 910/2014, EUR-Lex</w:t>
+        </w:r>
+      </w:hyperlink>
+      <w:r>
+        <w:rPr>
+          <w:rFonts w:ascii="Calibri" w:hAnsi="Calibri" w:eastAsia="Calibri"/>
+          <w:b w:val="0"/>
+          <w:i w:val="0"/>
+          <w:color w:val="535353"/>
+          <w:sz w:val="18"/>
+        </w:rPr>
+        <w:t xml:space="preserve">  ·  </w:t>
+      </w:r>
+      <w:hyperlink r:id="rId13">
+        <w:r>
+          <w:rPr>
+            <w:color w:val="0563C1"/>
+            <w:u w:val="single"/>
+            <w:sz w:val="18"/>
+            <w:rFonts w:ascii="Calibri" w:hAnsi="Calibri"/>
+          </w:rPr>
+          <w:t xml:space="preserve">Ley 6/2020 (BOE) — правка LEC 326</w:t>
+        </w:r>
+      </w:hyperlink>
+      <w:r>
+        <w:rPr>
+          <w:rFonts w:ascii="Calibri" w:hAnsi="Calibri" w:eastAsia="Calibri"/>
+          <w:b w:val="0"/>
+          <w:i w:val="0"/>
+          <w:color w:val="535353"/>
+          <w:sz w:val="18"/>
+        </w:rPr>
+        <w:t xml:space="preserve">  ·  </w:t>
+      </w:r>
+      <w:hyperlink r:id="rId17">
+        <w:r>
+          <w:rPr>
+            <w:color w:val="0563C1"/>
+            <w:u w:val="single"/>
+            <w:sz w:val="18"/>
+            <w:rFonts w:ascii="Calibri" w:hAnsi="Calibri"/>
+          </w:rPr>
+          <w:t xml:space="preserve">Code civil, art. 1366 (Légifrance)</w:t>
+        </w:r>
+      </w:hyperlink>
+      <w:r>
+        <w:rPr>
+          <w:rFonts w:ascii="Calibri" w:hAnsi="Calibri" w:eastAsia="Calibri"/>
+          <w:b w:val="0"/>
+          <w:i w:val="0"/>
+          <w:color w:val="535353"/>
+          <w:sz w:val="18"/>
+        </w:rPr>
+        <w:t xml:space="preserve">  ·  </w:t>
+      </w:r>
+      <w:hyperlink r:id="rId14">
+        <w:r>
+          <w:rPr>
+            <w:color w:val="0563C1"/>
+            <w:u w:val="single"/>
+            <w:sz w:val="18"/>
+            <w:rFonts w:ascii="Calibri" w:hAnsi="Calibri"/>
+          </w:rPr>
+          <w:t xml:space="preserve">ECA 2000, section 9</w:t>
+        </w:r>
+      </w:hyperlink>
+    </w:p>
+    <w:p>
+      <w:r>
+        <w:rPr>
+          <w:rFonts w:ascii="Calibri" w:hAnsi="Calibri" w:eastAsia="Calibri"/>
+          <w:b w:val="0"/>
+          <w:i w:val="0"/>
           <w:sz w:val="24"/>
         </w:rPr>
         <w:t>Кластер B — Сербия. Закон об ЭДО как в ЕС, суды формалистичны по QES, а правилник 2025 г. вывел учёт обучения (Form 6) на бумагу. Это «электронная ОТ минус журнал обучения».</w:t>
       </w:r>
     </w:p>
     <w:p>
+      <w:pPr>
+        <w:spacing w:before="0" w:after="200"/>
+      </w:pPr>
       <w:r>
         <w:rPr>
           <w:rFonts w:ascii="Calibri" w:hAnsi="Calibri" w:eastAsia="Calibri"/>
           <w:b w:val="0"/>
+          <w:i/>
+          <w:color w:val="535353"/>
+          <w:sz w:val="18"/>
+        </w:rPr>
+        <w:t xml:space="preserve">Проверить: </w:t>
+      </w:r>
+      <w:hyperlink r:id="rId12">
+        <w:r>
+          <w:rPr>
+            <w:color w:val="0563C1"/>
+            <w:u w:val="single"/>
+            <w:sz w:val="18"/>
+            <w:rFonts w:ascii="Calibri" w:hAnsi="Calibri"/>
+          </w:rPr>
+          <w:t xml:space="preserve">Закон об электронном документе РС 94/2017 (Paragraf)</w:t>
+        </w:r>
+      </w:hyperlink>
+      <w:r>
+        <w:rPr>
+          <w:rFonts w:ascii="Calibri" w:hAnsi="Calibri" w:eastAsia="Calibri"/>
+          <w:b w:val="0"/>
+          <w:i w:val="0"/>
+          <w:color w:val="535353"/>
+          <w:sz w:val="18"/>
+        </w:rPr>
+        <w:t xml:space="preserve">  ·  </w:t>
+      </w:r>
+      <w:hyperlink r:id="rId18">
+        <w:r>
+          <w:rPr>
+            <w:color w:val="0563C1"/>
+            <w:u w:val="single"/>
+            <w:sz w:val="18"/>
+            <w:rFonts w:ascii="Calibri" w:hAnsi="Calibri"/>
+          </w:rPr>
+          <w:t xml:space="preserve">Закон о БЗР РС 35/2023 (Paragraf)</w:t>
+        </w:r>
+      </w:hyperlink>
+      <w:r>
+        <w:rPr>
+          <w:rFonts w:ascii="Calibri" w:hAnsi="Calibri" w:eastAsia="Calibri"/>
+          <w:b w:val="0"/>
+          <w:i w:val="0"/>
+          <w:color w:val="535353"/>
+          <w:sz w:val="18"/>
+        </w:rPr>
+        <w:t xml:space="preserve">  ·  </w:t>
+      </w:r>
+      <w:hyperlink r:id="rId19">
+        <w:r>
+          <w:rPr>
+            <w:color w:val="0563C1"/>
+            <w:u w:val="single"/>
+            <w:sz w:val="18"/>
+            <w:rFonts w:ascii="Calibri" w:hAnsi="Calibri"/>
+          </w:rPr>
+          <w:t xml:space="preserve">Lexology: новые правилники ОТ, Form 6, электроника + QES</w:t>
+        </w:r>
+      </w:hyperlink>
+    </w:p>
+    <w:p>
+      <w:r>
+        <w:rPr>
+          <w:rFonts w:ascii="Calibri" w:hAnsi="Calibri" w:eastAsia="Calibri"/>
+          <w:b w:val="0"/>
+          <w:i w:val="0"/>
           <w:sz w:val="24"/>
         </w:rPr>
         <w:t>Кластер C — Беларусь. PKI как в РФ/Казахстане, но п. 35 Инструкции № 175 прямо легализует электронный журнал. Это единственный в семёрке положительный статутный образец для журналов инструктажа.</w:t>
       </w:r>
     </w:p>
     <w:p>
+      <w:pPr>
+        <w:spacing w:before="0" w:after="200"/>
+      </w:pPr>
       <w:r>
         <w:rPr>
           <w:rFonts w:ascii="Calibri" w:hAnsi="Calibri" w:eastAsia="Calibri"/>
           <w:b w:val="0"/>
+          <w:i/>
+          <w:color w:val="535353"/>
+          <w:sz w:val="18"/>
+        </w:rPr>
+        <w:t xml:space="preserve">Проверить: </w:t>
+      </w:r>
+      <w:hyperlink r:id="rId10">
+        <w:r>
+          <w:rPr>
+            <w:color w:val="0563C1"/>
+            <w:u w:val="single"/>
+            <w:sz w:val="18"/>
+            <w:rFonts w:ascii="Calibri" w:hAnsi="Calibri"/>
+          </w:rPr>
+          <w:t xml:space="preserve">Закон РБ № 113‑З (pravo.by)</w:t>
+        </w:r>
+      </w:hyperlink>
+      <w:r>
+        <w:rPr>
+          <w:rFonts w:ascii="Calibri" w:hAnsi="Calibri" w:eastAsia="Calibri"/>
+          <w:b w:val="0"/>
+          <w:i w:val="0"/>
+          <w:color w:val="535353"/>
+          <w:sz w:val="18"/>
+        </w:rPr>
+        <w:t xml:space="preserve">  ·  </w:t>
+      </w:r>
+      <w:hyperlink r:id="rId20">
+        <w:r>
+          <w:rPr>
+            <w:color w:val="0563C1"/>
+            <w:u w:val="single"/>
+            <w:sz w:val="18"/>
+            <w:rFonts w:ascii="Calibri" w:hAnsi="Calibri"/>
+          </w:rPr>
+          <w:t xml:space="preserve">Инструкция № 175, актуальный PDF Минтруда (п. 35)</w:t>
+        </w:r>
+      </w:hyperlink>
+    </w:p>
+    <w:p>
+      <w:r>
+        <w:rPr>
+          <w:rFonts w:ascii="Calibri" w:hAnsi="Calibri" w:eastAsia="Calibri"/>
+          <w:b w:val="0"/>
+          <w:i w:val="0"/>
           <w:sz w:val="24"/>
         </w:rPr>
         <w:t>Кластер D — Кения. Подпись может равняться wet ink, но суд не примет электронную запись без 106B. ОТ‑закон 2007 г. про обучение молчит о носителе. Цифровизация без доказательственного конверта здесь опаснее, чем в ЕС.</w:t>
       </w:r>
+    </w:p>
+    <w:p>
+      <w:pPr>
+        <w:spacing w:before="0" w:after="200"/>
+      </w:pPr>
+      <w:r>
+        <w:rPr>
+          <w:rFonts w:ascii="Calibri" w:hAnsi="Calibri" w:eastAsia="Calibri"/>
+          <w:b w:val="0"/>
+          <w:i/>
+          <w:color w:val="535353"/>
+          <w:sz w:val="18"/>
+        </w:rPr>
+        <w:t xml:space="preserve">Проверить: </w:t>
+      </w:r>
+      <w:hyperlink r:id="rId11">
+        <w:r>
+          <w:rPr>
+            <w:color w:val="0563C1"/>
+            <w:u w:val="single"/>
+            <w:sz w:val="18"/>
+            <w:rFonts w:ascii="Calibri" w:hAnsi="Calibri"/>
+          </w:rPr>
+          <w:t xml:space="preserve">[2025] KEELC 392 (Kenya Law)</w:t>
+        </w:r>
+      </w:hyperlink>
+      <w:r>
+        <w:rPr>
+          <w:rFonts w:ascii="Calibri" w:hAnsi="Calibri" w:eastAsia="Calibri"/>
+          <w:b w:val="0"/>
+          <w:i w:val="0"/>
+          <w:color w:val="535353"/>
+          <w:sz w:val="18"/>
+        </w:rPr>
+        <w:t xml:space="preserve">  ·  </w:t>
+      </w:r>
+      <w:hyperlink r:id="rId21">
+        <w:r>
+          <w:rPr>
+            <w:color w:val="0563C1"/>
+            <w:u w:val="single"/>
+            <w:sz w:val="18"/>
+            <w:rFonts w:ascii="Calibri" w:hAnsi="Calibri"/>
+          </w:rPr>
+          <w:t xml:space="preserve">KICA (Kenya Law)</w:t>
+        </w:r>
+      </w:hyperlink>
+      <w:r>
+        <w:rPr>
+          <w:rFonts w:ascii="Calibri" w:hAnsi="Calibri" w:eastAsia="Calibri"/>
+          <w:b w:val="0"/>
+          <w:i w:val="0"/>
+          <w:color w:val="535353"/>
+          <w:sz w:val="18"/>
+        </w:rPr>
+        <w:t xml:space="preserve">  ·  </w:t>
+      </w:r>
+      <w:hyperlink r:id="rId22">
+        <w:r>
+          <w:rPr>
+            <w:color w:val="0563C1"/>
+            <w:u w:val="single"/>
+            <w:sz w:val="18"/>
+            <w:rFonts w:ascii="Calibri" w:hAnsi="Calibri"/>
+          </w:rPr>
+          <w:t xml:space="preserve">Evidence Act Cap 80 (Kenya Law)</w:t>
+        </w:r>
+      </w:hyperlink>
+      <w:r>
+        <w:rPr>
+          <w:rFonts w:ascii="Calibri" w:hAnsi="Calibri" w:eastAsia="Calibri"/>
+          <w:b w:val="0"/>
+          <w:i w:val="0"/>
+          <w:color w:val="535353"/>
+          <w:sz w:val="18"/>
+        </w:rPr>
+        <w:t xml:space="preserve">  ·  </w:t>
+      </w:r>
+      <w:hyperlink r:id="rId23">
+        <w:r>
+          <w:rPr>
+            <w:color w:val="0563C1"/>
+            <w:u w:val="single"/>
+            <w:sz w:val="18"/>
+            <w:rFonts w:ascii="Calibri" w:hAnsi="Calibri"/>
+          </w:rPr>
+          <w:t xml:space="preserve">OSHA 2007 (Kenya Law)</w:t>
+        </w:r>
+      </w:hyperlink>
     </w:p>
     <w:p>
       <w:pPr>
@@ -758,10 +1505,37 @@
         <w:rPr>
           <w:rFonts w:ascii="Calibri" w:hAnsi="Calibri" w:eastAsia="Calibri"/>
           <w:b w:val="0"/>
+          <w:i w:val="0"/>
           <w:sz w:val="24"/>
         </w:rPr>
         <w:t>Явно да, специальной нормой: Беларусь (п. 35 Инстр. 175).</w:t>
       </w:r>
+    </w:p>
+    <w:p>
+      <w:pPr>
+        <w:spacing w:before="0" w:after="200"/>
+      </w:pPr>
+      <w:r>
+        <w:rPr>
+          <w:rFonts w:ascii="Calibri" w:hAnsi="Calibri" w:eastAsia="Calibri"/>
+          <w:b w:val="0"/>
+          <w:i/>
+          <w:color w:val="535353"/>
+          <w:sz w:val="18"/>
+        </w:rPr>
+        <w:t xml:space="preserve">Проверить: </w:t>
+      </w:r>
+      <w:hyperlink r:id="rId20">
+        <w:r>
+          <w:rPr>
+            <w:color w:val="0563C1"/>
+            <w:u w:val="single"/>
+            <w:sz w:val="18"/>
+            <w:rFonts w:ascii="Calibri" w:hAnsi="Calibri"/>
+          </w:rPr>
+          <w:t xml:space="preserve">Инструкция № 175, актуальный PDF Минтруда (п. 35)</w:t>
+        </w:r>
+      </w:hyperlink>
     </w:p>
     <w:p>
       <w:pPr>
@@ -771,10 +1545,79 @@
         <w:rPr>
           <w:rFonts w:ascii="Calibri" w:hAnsi="Calibri" w:eastAsia="Calibri"/>
           <w:b w:val="0"/>
+          <w:i w:val="0"/>
           <w:sz w:val="24"/>
         </w:rPr>
         <w:t>Фактически да, потому что закон не требует подписи журнала: Германия (§ 12 ArbSchG).</w:t>
       </w:r>
+    </w:p>
+    <w:p>
+      <w:pPr>
+        <w:spacing w:before="0" w:after="200"/>
+      </w:pPr>
+      <w:r>
+        <w:rPr>
+          <w:rFonts w:ascii="Calibri" w:hAnsi="Calibri" w:eastAsia="Calibri"/>
+          <w:b w:val="0"/>
+          <w:i/>
+          <w:color w:val="535353"/>
+          <w:sz w:val="18"/>
+        </w:rPr>
+        <w:t xml:space="preserve">Проверить: </w:t>
+      </w:r>
+      <w:hyperlink r:id="rId24">
+        <w:r>
+          <w:rPr>
+            <w:color w:val="0563C1"/>
+            <w:u w:val="single"/>
+            <w:sz w:val="18"/>
+            <w:rFonts w:ascii="Calibri" w:hAnsi="Calibri"/>
+          </w:rPr>
+          <w:t xml:space="preserve">BAG 1 ABR 104/09 (11.01.2011)</w:t>
+        </w:r>
+      </w:hyperlink>
+      <w:r>
+        <w:rPr>
+          <w:rFonts w:ascii="Calibri" w:hAnsi="Calibri" w:eastAsia="Calibri"/>
+          <w:b w:val="0"/>
+          <w:i w:val="0"/>
+          <w:color w:val="535353"/>
+          <w:sz w:val="18"/>
+        </w:rPr>
+        <w:t xml:space="preserve">  ·  </w:t>
+      </w:r>
+      <w:hyperlink r:id="rId25">
+        <w:r>
+          <w:rPr>
+            <w:color w:val="0563C1"/>
+            <w:u w:val="single"/>
+            <w:sz w:val="18"/>
+            <w:rFonts w:ascii="Calibri" w:hAnsi="Calibri"/>
+          </w:rPr>
+          <w:t xml:space="preserve">ArbSchG (gesetze-im-internet)</w:t>
+        </w:r>
+      </w:hyperlink>
+      <w:r>
+        <w:rPr>
+          <w:rFonts w:ascii="Calibri" w:hAnsi="Calibri" w:eastAsia="Calibri"/>
+          <w:b w:val="0"/>
+          <w:i w:val="0"/>
+          <w:color w:val="535353"/>
+          <w:sz w:val="18"/>
+        </w:rPr>
+        <w:t xml:space="preserve">  ·  </w:t>
+      </w:r>
+      <w:hyperlink r:id="rId26">
+        <w:r>
+          <w:rPr>
+            <w:color w:val="0563C1"/>
+            <w:u w:val="single"/>
+            <w:sz w:val="18"/>
+            <w:rFonts w:ascii="Calibri" w:hAnsi="Calibri"/>
+          </w:rPr>
+          <w:t xml:space="preserve">ArbSchG § 12 — Unterweisung</w:t>
+        </w:r>
+      </w:hyperlink>
     </w:p>
     <w:p>
       <w:pPr>
@@ -784,10 +1627,79 @@
         <w:rPr>
           <w:rFonts w:ascii="Calibri" w:hAnsi="Calibri" w:eastAsia="Calibri"/>
           <w:b w:val="0"/>
+          <w:i w:val="0"/>
           <w:sz w:val="24"/>
         </w:rPr>
         <w:t>Да через общие правила ЭДО / eIDAS, без запрета: Испания, Ирландия, Франция.</w:t>
       </w:r>
+    </w:p>
+    <w:p>
+      <w:pPr>
+        <w:spacing w:before="0" w:after="200"/>
+      </w:pPr>
+      <w:r>
+        <w:rPr>
+          <w:rFonts w:ascii="Calibri" w:hAnsi="Calibri" w:eastAsia="Calibri"/>
+          <w:b w:val="0"/>
+          <w:i/>
+          <w:color w:val="535353"/>
+          <w:sz w:val="18"/>
+        </w:rPr>
+        <w:t xml:space="preserve">Проверить: </w:t>
+      </w:r>
+      <w:hyperlink r:id="rId27">
+        <w:r>
+          <w:rPr>
+            <w:color w:val="0563C1"/>
+            <w:u w:val="single"/>
+            <w:sz w:val="18"/>
+            <w:rFonts w:ascii="Calibri" w:hAnsi="Calibri"/>
+          </w:rPr>
+          <w:t xml:space="preserve">LPRL 31/1995 (BOE)</w:t>
+        </w:r>
+      </w:hyperlink>
+      <w:r>
+        <w:rPr>
+          <w:rFonts w:ascii="Calibri" w:hAnsi="Calibri" w:eastAsia="Calibri"/>
+          <w:b w:val="0"/>
+          <w:i w:val="0"/>
+          <w:color w:val="535353"/>
+          <w:sz w:val="18"/>
+        </w:rPr>
+        <w:t xml:space="preserve">  ·  </w:t>
+      </w:r>
+      <w:hyperlink r:id="rId28">
+        <w:r>
+          <w:rPr>
+            <w:color w:val="0563C1"/>
+            <w:u w:val="single"/>
+            <w:sz w:val="18"/>
+            <w:rFonts w:ascii="Calibri" w:hAnsi="Calibri"/>
+          </w:rPr>
+          <w:t xml:space="preserve">SHWW Act 2005 (Irish Statute Book)</w:t>
+        </w:r>
+      </w:hyperlink>
+      <w:r>
+        <w:rPr>
+          <w:rFonts w:ascii="Calibri" w:hAnsi="Calibri" w:eastAsia="Calibri"/>
+          <w:b w:val="0"/>
+          <w:i w:val="0"/>
+          <w:color w:val="535353"/>
+          <w:sz w:val="18"/>
+        </w:rPr>
+        <w:t xml:space="preserve">  ·  </w:t>
+      </w:r>
+      <w:hyperlink r:id="rId29">
+        <w:r>
+          <w:rPr>
+            <w:color w:val="0563C1"/>
+            <w:u w:val="single"/>
+            <w:sz w:val="18"/>
+            <w:rFonts w:ascii="Calibri" w:hAnsi="Calibri"/>
+          </w:rPr>
+          <w:t xml:space="preserve">Code du travail L. 4121‑1 (Légifrance)</w:t>
+        </w:r>
+      </w:hyperlink>
     </w:p>
     <w:p>
       <w:pPr>
@@ -797,10 +1709,58 @@
         <w:rPr>
           <w:rFonts w:ascii="Calibri" w:hAnsi="Calibri" w:eastAsia="Calibri"/>
           <w:b w:val="0"/>
+          <w:i w:val="0"/>
           <w:sz w:val="24"/>
         </w:rPr>
         <w:t>Да для большинства форм ОТ, нет для учёта обучения: Сербия (Form 6).</w:t>
       </w:r>
+    </w:p>
+    <w:p>
+      <w:pPr>
+        <w:spacing w:before="0" w:after="200"/>
+      </w:pPr>
+      <w:r>
+        <w:rPr>
+          <w:rFonts w:ascii="Calibri" w:hAnsi="Calibri" w:eastAsia="Calibri"/>
+          <w:b w:val="0"/>
+          <w:i/>
+          <w:color w:val="535353"/>
+          <w:sz w:val="18"/>
+        </w:rPr>
+        <w:t xml:space="preserve">Проверить: </w:t>
+      </w:r>
+      <w:hyperlink r:id="rId18">
+        <w:r>
+          <w:rPr>
+            <w:color w:val="0563C1"/>
+            <w:u w:val="single"/>
+            <w:sz w:val="18"/>
+            <w:rFonts w:ascii="Calibri" w:hAnsi="Calibri"/>
+          </w:rPr>
+          <w:t xml:space="preserve">Закон о БЗР РС 35/2023 (Paragraf)</w:t>
+        </w:r>
+      </w:hyperlink>
+      <w:r>
+        <w:rPr>
+          <w:rFonts w:ascii="Calibri" w:hAnsi="Calibri" w:eastAsia="Calibri"/>
+          <w:b w:val="0"/>
+          <w:i w:val="0"/>
+          <w:color w:val="535353"/>
+          <w:sz w:val="18"/>
+        </w:rPr>
+        <w:t xml:space="preserve">  ·  </w:t>
+      </w:r>
+      <w:hyperlink r:id="rId19">
+        <w:r>
+          <w:rPr>
+            <w:color w:val="0563C1"/>
+            <w:u w:val="single"/>
+            <w:sz w:val="18"/>
+            <w:rFonts w:ascii="Calibri" w:hAnsi="Calibri"/>
+          </w:rPr>
+          <w:t xml:space="preserve">Lexology: новые правилники ОТ, Form 6, электроника + QES</w:t>
+        </w:r>
+      </w:hyperlink>
     </w:p>
     <w:p>
       <w:pPr>
@@ -810,10 +1770,79 @@
         <w:rPr>
           <w:rFonts w:ascii="Calibri" w:hAnsi="Calibri" w:eastAsia="Calibri"/>
           <w:b w:val="0"/>
+          <w:i w:val="0"/>
           <w:sz w:val="24"/>
         </w:rPr>
         <w:t>Закон молчит, суд может не допустить e‑запись без сертификата: Кения.</w:t>
       </w:r>
+    </w:p>
+    <w:p>
+      <w:pPr>
+        <w:spacing w:before="0" w:after="200"/>
+      </w:pPr>
+      <w:r>
+        <w:rPr>
+          <w:rFonts w:ascii="Calibri" w:hAnsi="Calibri" w:eastAsia="Calibri"/>
+          <w:b w:val="0"/>
+          <w:i/>
+          <w:color w:val="535353"/>
+          <w:sz w:val="18"/>
+        </w:rPr>
+        <w:t xml:space="preserve">Проверить: </w:t>
+      </w:r>
+      <w:hyperlink r:id="rId22">
+        <w:r>
+          <w:rPr>
+            <w:color w:val="0563C1"/>
+            <w:u w:val="single"/>
+            <w:sz w:val="18"/>
+            <w:rFonts w:ascii="Calibri" w:hAnsi="Calibri"/>
+          </w:rPr>
+          <w:t xml:space="preserve">Evidence Act Cap 80 (Kenya Law)</w:t>
+        </w:r>
+      </w:hyperlink>
+      <w:r>
+        <w:rPr>
+          <w:rFonts w:ascii="Calibri" w:hAnsi="Calibri" w:eastAsia="Calibri"/>
+          <w:b w:val="0"/>
+          <w:i w:val="0"/>
+          <w:color w:val="535353"/>
+          <w:sz w:val="18"/>
+        </w:rPr>
+        <w:t xml:space="preserve">  ·  </w:t>
+      </w:r>
+      <w:hyperlink r:id="rId30">
+        <w:r>
+          <w:rPr>
+            <w:color w:val="0563C1"/>
+            <w:u w:val="single"/>
+            <w:sz w:val="18"/>
+            <w:rFonts w:ascii="Calibri" w:hAnsi="Calibri"/>
+          </w:rPr>
+          <w:t xml:space="preserve">Evidence Act Cap 80, s. 106B (lex)</w:t>
+        </w:r>
+      </w:hyperlink>
+      <w:r>
+        <w:rPr>
+          <w:rFonts w:ascii="Calibri" w:hAnsi="Calibri" w:eastAsia="Calibri"/>
+          <w:b w:val="0"/>
+          <w:i w:val="0"/>
+          <w:color w:val="535353"/>
+          <w:sz w:val="18"/>
+        </w:rPr>
+        <w:t xml:space="preserve">  ·  </w:t>
+      </w:r>
+      <w:hyperlink r:id="rId23">
+        <w:r>
+          <w:rPr>
+            <w:color w:val="0563C1"/>
+            <w:u w:val="single"/>
+            <w:sz w:val="18"/>
+            <w:rFonts w:ascii="Calibri" w:hAnsi="Calibri"/>
+          </w:rPr>
+          <w:t xml:space="preserve">OSHA 2007 (Kenya Law)</w:t>
+        </w:r>
+      </w:hyperlink>
     </w:p>
     <w:p>
       <w:pPr>
@@ -831,9 +1860,10 @@
         <w:rPr>
           <w:rFonts w:ascii="Calibri" w:hAnsi="Calibri" w:eastAsia="Calibri"/>
           <w:b w:val="0"/>
+          <w:i w:val="0"/>
           <w:sz w:val="22"/>
         </w:rPr>
-        <w:t xml:space="preserve">eIDAS (EU) 910/2014: </w:t>
+        <w:t xml:space="preserve">eIDAS (EU) 910/2014, EUR-Lex: </w:t>
       </w:r>
       <w:hyperlink r:id="rId9">
         <w:r>
@@ -855,11 +1885,162 @@
         <w:rPr>
           <w:rFonts w:ascii="Calibri" w:hAnsi="Calibri" w:eastAsia="Calibri"/>
           <w:b w:val="0"/>
+          <w:i w:val="0"/>
+          <w:sz w:val="22"/>
+        </w:rPr>
+        <w:t xml:space="preserve">VDG (gesetze-im-internet): </w:t>
+      </w:r>
+      <w:hyperlink r:id="rId31">
+        <w:r>
+          <w:rPr>
+            <w:color w:val="0563C1"/>
+            <w:u w:val="single"/>
+            <w:sz w:val="22"/>
+            <w:rFonts w:ascii="Calibri" w:hAnsi="Calibri"/>
+          </w:rPr>
+          <w:t xml:space="preserve">https://www.gesetze-im-internet.de/vdg/</w:t>
+        </w:r>
+      </w:hyperlink>
+    </w:p>
+    <w:p>
+      <w:pPr>
+        <w:pStyle w:val="ListBullet"/>
+      </w:pPr>
+      <w:r>
+        <w:rPr>
+          <w:rFonts w:ascii="Calibri" w:hAnsi="Calibri" w:eastAsia="Calibri"/>
+          <w:b w:val="0"/>
+          <w:i w:val="0"/>
+          <w:sz w:val="22"/>
+        </w:rPr>
+        <w:t xml:space="preserve">BGB § 126a — электронная форма: </w:t>
+      </w:r>
+      <w:hyperlink r:id="rId32">
+        <w:r>
+          <w:rPr>
+            <w:color w:val="0563C1"/>
+            <w:u w:val="single"/>
+            <w:sz w:val="22"/>
+            <w:rFonts w:ascii="Calibri" w:hAnsi="Calibri"/>
+          </w:rPr>
+          <w:t xml:space="preserve">https://www.gesetze-im-internet.de/bgb/__126a.html</w:t>
+        </w:r>
+      </w:hyperlink>
+    </w:p>
+    <w:p>
+      <w:pPr>
+        <w:pStyle w:val="ListBullet"/>
+      </w:pPr>
+      <w:r>
+        <w:rPr>
+          <w:rFonts w:ascii="Calibri" w:hAnsi="Calibri" w:eastAsia="Calibri"/>
+          <w:b w:val="0"/>
+          <w:i w:val="0"/>
+          <w:sz w:val="22"/>
+        </w:rPr>
+        <w:t xml:space="preserve">BGB § 126b — текстовая форма: </w:t>
+      </w:r>
+      <w:hyperlink r:id="rId33">
+        <w:r>
+          <w:rPr>
+            <w:color w:val="0563C1"/>
+            <w:u w:val="single"/>
+            <w:sz w:val="22"/>
+            <w:rFonts w:ascii="Calibri" w:hAnsi="Calibri"/>
+          </w:rPr>
+          <w:t xml:space="preserve">https://www.gesetze-im-internet.de/bgb/__126b.html</w:t>
+        </w:r>
+      </w:hyperlink>
+    </w:p>
+    <w:p>
+      <w:pPr>
+        <w:pStyle w:val="ListBullet"/>
+      </w:pPr>
+      <w:r>
+        <w:rPr>
+          <w:rFonts w:ascii="Calibri" w:hAnsi="Calibri" w:eastAsia="Calibri"/>
+          <w:b w:val="0"/>
+          <w:i w:val="0"/>
+          <w:sz w:val="22"/>
+        </w:rPr>
+        <w:t xml:space="preserve">BGB § 623 — расторжение трудового договора: </w:t>
+      </w:r>
+      <w:hyperlink r:id="rId34">
+        <w:r>
+          <w:rPr>
+            <w:color w:val="0563C1"/>
+            <w:u w:val="single"/>
+            <w:sz w:val="22"/>
+            <w:rFonts w:ascii="Calibri" w:hAnsi="Calibri"/>
+          </w:rPr>
+          <w:t xml:space="preserve">https://www.gesetze-im-internet.de/bgb/__623.html</w:t>
+        </w:r>
+      </w:hyperlink>
+    </w:p>
+    <w:p>
+      <w:pPr>
+        <w:pStyle w:val="ListBullet"/>
+      </w:pPr>
+      <w:r>
+        <w:rPr>
+          <w:rFonts w:ascii="Calibri" w:hAnsi="Calibri" w:eastAsia="Calibri"/>
+          <w:b w:val="0"/>
+          <w:i w:val="0"/>
+          <w:sz w:val="22"/>
+        </w:rPr>
+        <w:t xml:space="preserve">BGH VIII ZR 155/23 (27.11.2024), PDF суда: </w:t>
+      </w:r>
+      <w:hyperlink r:id="rId35">
+        <w:r>
+          <w:rPr>
+            <w:color w:val="0563C1"/>
+            <w:u w:val="single"/>
+            <w:sz w:val="22"/>
+            <w:rFonts w:ascii="Calibri" w:hAnsi="Calibri"/>
+          </w:rPr>
+          <w:t xml:space="preserve">https://www.bundesgerichtshof.de/SharedDocs/Entscheidungen/DE/Zivilsenate/VIII_ZS/2023/VIII_ZR_155-23.pdf?__blob=publicationFile&amp;v=1</w:t>
+        </w:r>
+      </w:hyperlink>
+    </w:p>
+    <w:p>
+      <w:pPr>
+        <w:pStyle w:val="ListBullet"/>
+      </w:pPr>
+      <w:r>
+        <w:rPr>
+          <w:rFonts w:ascii="Calibri" w:hAnsi="Calibri" w:eastAsia="Calibri"/>
+          <w:b w:val="0"/>
+          <w:i w:val="0"/>
+          <w:sz w:val="22"/>
+        </w:rPr>
+        <w:t xml:space="preserve">BEG IV / трудовое право с 01.01.2025 (обзор): </w:t>
+      </w:r>
+      <w:hyperlink r:id="rId36">
+        <w:r>
+          <w:rPr>
+            <w:color w:val="0563C1"/>
+            <w:u w:val="single"/>
+            <w:sz w:val="22"/>
+            <w:rFonts w:ascii="Calibri" w:hAnsi="Calibri"/>
+          </w:rPr>
+          <w:t xml:space="preserve">https://www.pkf-fasselt.de/artikel/buerokratieentlastung-und-arbeitsrecht</w:t>
+        </w:r>
+      </w:hyperlink>
+    </w:p>
+    <w:p>
+      <w:pPr>
+        <w:pStyle w:val="ListBullet"/>
+      </w:pPr>
+      <w:r>
+        <w:rPr>
+          <w:rFonts w:ascii="Calibri" w:hAnsi="Calibri" w:eastAsia="Calibri"/>
+          <w:b w:val="0"/>
+          <w:i w:val="0"/>
           <w:sz w:val="22"/>
         </w:rPr>
         <w:t xml:space="preserve">BAG 1 ABR 104/09 (11.01.2011): </w:t>
       </w:r>
-      <w:hyperlink r:id="rId10">
+      <w:hyperlink r:id="rId24">
         <w:r>
           <w:rPr>
             <w:color w:val="0563C1"/>
@@ -879,11 +2060,137 @@
         <w:rPr>
           <w:rFonts w:ascii="Calibri" w:hAnsi="Calibri" w:eastAsia="Calibri"/>
           <w:b w:val="0"/>
+          <w:i w:val="0"/>
           <w:sz w:val="22"/>
         </w:rPr>
-        <w:t xml:space="preserve">Закон РБ № 113‑З, ст. 22: </w:t>
+        <w:t xml:space="preserve">ArbSchG (gesetze-im-internet): </w:t>
       </w:r>
-      <w:hyperlink r:id="rId11">
+      <w:hyperlink r:id="rId25">
+        <w:r>
+          <w:rPr>
+            <w:color w:val="0563C1"/>
+            <w:u w:val="single"/>
+            <w:sz w:val="22"/>
+            <w:rFonts w:ascii="Calibri" w:hAnsi="Calibri"/>
+          </w:rPr>
+          <w:t xml:space="preserve">https://www.gesetze-im-internet.de/arbschg/</w:t>
+        </w:r>
+      </w:hyperlink>
+    </w:p>
+    <w:p>
+      <w:pPr>
+        <w:pStyle w:val="ListBullet"/>
+      </w:pPr>
+      <w:r>
+        <w:rPr>
+          <w:rFonts w:ascii="Calibri" w:hAnsi="Calibri" w:eastAsia="Calibri"/>
+          <w:b w:val="0"/>
+          <w:i w:val="0"/>
+          <w:sz w:val="22"/>
+        </w:rPr>
+        <w:t xml:space="preserve">ArbSchG § 12 — Unterweisung: </w:t>
+      </w:r>
+      <w:hyperlink r:id="rId26">
+        <w:r>
+          <w:rPr>
+            <w:color w:val="0563C1"/>
+            <w:u w:val="single"/>
+            <w:sz w:val="22"/>
+            <w:rFonts w:ascii="Calibri" w:hAnsi="Calibri"/>
+          </w:rPr>
+          <w:t xml:space="preserve">https://www.gesetze-im-internet.de/arbschg/__12.html</w:t>
+        </w:r>
+      </w:hyperlink>
+    </w:p>
+    <w:p>
+      <w:pPr>
+        <w:pStyle w:val="ListBullet"/>
+      </w:pPr>
+      <w:r>
+        <w:rPr>
+          <w:rFonts w:ascii="Calibri" w:hAnsi="Calibri" w:eastAsia="Calibri"/>
+          <w:b w:val="0"/>
+          <w:i w:val="0"/>
+          <w:sz w:val="22"/>
+        </w:rPr>
+        <w:t xml:space="preserve">ArbSchG § 5 — оценка рисков: </w:t>
+      </w:r>
+      <w:hyperlink r:id="rId37">
+        <w:r>
+          <w:rPr>
+            <w:color w:val="0563C1"/>
+            <w:u w:val="single"/>
+            <w:sz w:val="22"/>
+            <w:rFonts w:ascii="Calibri" w:hAnsi="Calibri"/>
+          </w:rPr>
+          <w:t xml:space="preserve">https://www.gesetze-im-internet.de/arbschg/__5.html</w:t>
+        </w:r>
+      </w:hyperlink>
+    </w:p>
+    <w:p>
+      <w:pPr>
+        <w:pStyle w:val="ListBullet"/>
+      </w:pPr>
+      <w:r>
+        <w:rPr>
+          <w:rFonts w:ascii="Calibri" w:hAnsi="Calibri" w:eastAsia="Calibri"/>
+          <w:b w:val="0"/>
+          <w:i w:val="0"/>
+          <w:sz w:val="22"/>
+        </w:rPr>
+        <w:t xml:space="preserve">GefStoffV § 14: </w:t>
+      </w:r>
+      <w:hyperlink r:id="rId38">
+        <w:r>
+          <w:rPr>
+            <w:color w:val="0563C1"/>
+            <w:u w:val="single"/>
+            <w:sz w:val="22"/>
+            <w:rFonts w:ascii="Calibri" w:hAnsi="Calibri"/>
+          </w:rPr>
+          <w:t xml:space="preserve">https://www.gesetze-im-internet.de/gefstoffv_2010/__14.html</w:t>
+        </w:r>
+      </w:hyperlink>
+    </w:p>
+    <w:p>
+      <w:pPr>
+        <w:pStyle w:val="ListBullet"/>
+      </w:pPr>
+      <w:r>
+        <w:rPr>
+          <w:rFonts w:ascii="Calibri" w:hAnsi="Calibri" w:eastAsia="Calibri"/>
+          <w:b w:val="0"/>
+          <w:i w:val="0"/>
+          <w:sz w:val="22"/>
+        </w:rPr>
+        <w:t xml:space="preserve">Закон РБ № 113‑З (pravo.by): </w:t>
+      </w:r>
+      <w:hyperlink r:id="rId10">
+        <w:r>
+          <w:rPr>
+            <w:color w:val="0563C1"/>
+            <w:u w:val="single"/>
+            <w:sz w:val="22"/>
+            <w:rFonts w:ascii="Calibri" w:hAnsi="Calibri"/>
+          </w:rPr>
+          <w:t xml:space="preserve">https://pravo.by/document/?guid=3871&amp;p0=H10900113</w:t>
+        </w:r>
+      </w:hyperlink>
+    </w:p>
+    <w:p>
+      <w:pPr>
+        <w:pStyle w:val="ListBullet"/>
+      </w:pPr>
+      <w:r>
+        <w:rPr>
+          <w:rFonts w:ascii="Calibri" w:hAnsi="Calibri" w:eastAsia="Calibri"/>
+          <w:b w:val="0"/>
+          <w:i w:val="0"/>
+          <w:sz w:val="22"/>
+        </w:rPr>
+        <w:t xml:space="preserve">Закон РБ № 113‑З, ст. 22 (текст статьи): </w:t>
+      </w:r>
+      <w:hyperlink r:id="rId39">
         <w:r>
           <w:rPr>
             <w:color w:val="0563C1"/>
@@ -903,11 +2210,87 @@
         <w:rPr>
           <w:rFonts w:ascii="Calibri" w:hAnsi="Calibri" w:eastAsia="Calibri"/>
           <w:b w:val="0"/>
+          <w:i w:val="0"/>
+          <w:sz w:val="22"/>
+        </w:rPr>
+        <w:t xml:space="preserve">ХПК РБ (pravo.by): </w:t>
+      </w:r>
+      <w:hyperlink r:id="rId40">
+        <w:r>
+          <w:rPr>
+            <w:color w:val="0563C1"/>
+            <w:u w:val="single"/>
+            <w:sz w:val="22"/>
+            <w:rFonts w:ascii="Calibri" w:hAnsi="Calibri"/>
+          </w:rPr>
+          <w:t xml:space="preserve">https://pravo.by/document/?guid=3871&amp;p0=Hk9800219</w:t>
+        </w:r>
+      </w:hyperlink>
+    </w:p>
+    <w:p>
+      <w:pPr>
+        <w:pStyle w:val="ListBullet"/>
+      </w:pPr>
+      <w:r>
+        <w:rPr>
+          <w:rFonts w:ascii="Calibri" w:hAnsi="Calibri" w:eastAsia="Calibri"/>
+          <w:b w:val="0"/>
+          <w:i w:val="0"/>
+          <w:sz w:val="22"/>
+        </w:rPr>
+        <w:t xml:space="preserve">Ст. 84 ХПК РБ: </w:t>
+      </w:r>
+      <w:hyperlink r:id="rId41">
+        <w:r>
+          <w:rPr>
+            <w:color w:val="0563C1"/>
+            <w:u w:val="single"/>
+            <w:sz w:val="22"/>
+            <w:rFonts w:ascii="Calibri" w:hAnsi="Calibri"/>
+          </w:rPr>
+          <w:t xml:space="preserve">https://zakony-by.com/hozyajstvennyj_protsessualnyj_kodeks_rb/84.htm</w:t>
+        </w:r>
+      </w:hyperlink>
+    </w:p>
+    <w:p>
+      <w:pPr>
+        <w:pStyle w:val="ListBullet"/>
+      </w:pPr>
+      <w:r>
+        <w:rPr>
+          <w:rFonts w:ascii="Calibri" w:hAnsi="Calibri" w:eastAsia="Calibri"/>
+          <w:b w:val="0"/>
+          <w:i w:val="0"/>
+          <w:sz w:val="22"/>
+        </w:rPr>
+        <w:t xml:space="preserve">Электронные доказательства в КГС с 01.01.2026: </w:t>
+      </w:r>
+      <w:hyperlink r:id="rId42">
+        <w:r>
+          <w:rPr>
+            <w:color w:val="0563C1"/>
+            <w:u w:val="single"/>
+            <w:sz w:val="22"/>
+            <w:rFonts w:ascii="Calibri" w:hAnsi="Calibri"/>
+          </w:rPr>
+          <w:t xml:space="preserve">https://ibmedia.by/news/elektronnoe-dokazatelstvo-v-grazhdanskom-protsesse-glavnoe-o-novovvedenii-2026-goda/</w:t>
+        </w:r>
+      </w:hyperlink>
+    </w:p>
+    <w:p>
+      <w:pPr>
+        <w:pStyle w:val="ListBullet"/>
+      </w:pPr>
+      <w:r>
+        <w:rPr>
+          <w:rFonts w:ascii="Calibri" w:hAnsi="Calibri" w:eastAsia="Calibri"/>
+          <w:b w:val="0"/>
+          <w:i w:val="0"/>
           <w:sz w:val="22"/>
         </w:rPr>
         <w:t xml:space="preserve">Инструкция № 175, актуальный PDF Минтруда (п. 35): </w:t>
       </w:r>
-      <w:hyperlink r:id="rId12">
+      <w:hyperlink r:id="rId20">
         <w:r>
           <w:rPr>
             <w:color w:val="0563C1"/>
@@ -927,11 +2310,62 @@
         <w:rPr>
           <w:rFonts w:ascii="Calibri" w:hAnsi="Calibri" w:eastAsia="Calibri"/>
           <w:b w:val="0"/>
+          <w:i w:val="0"/>
+          <w:sz w:val="22"/>
+        </w:rPr>
+        <w:t xml:space="preserve">PDF постановления № 175 (сводная ред.): </w:t>
+      </w:r>
+      <w:hyperlink r:id="rId43">
+        <w:r>
+          <w:rPr>
+            <w:color w:val="0563C1"/>
+            <w:u w:val="single"/>
+            <w:sz w:val="22"/>
+            <w:rFonts w:ascii="Calibri" w:hAnsi="Calibri"/>
+          </w:rPr>
+          <w:t xml:space="preserve">https://mintrud.gov.by/uploads/files/Post-MTSZ-175.pdf</w:t>
+        </w:r>
+      </w:hyperlink>
+    </w:p>
+    <w:p>
+      <w:pPr>
+        <w:pStyle w:val="ListBullet"/>
+      </w:pPr>
+      <w:r>
+        <w:rPr>
+          <w:rFonts w:ascii="Calibri" w:hAnsi="Calibri" w:eastAsia="Calibri"/>
+          <w:b w:val="0"/>
+          <w:i w:val="0"/>
+          <w:sz w:val="22"/>
+        </w:rPr>
+        <w:t xml:space="preserve">Закон об электронном документе РС 94/2017 (Paragraf): </w:t>
+      </w:r>
+      <w:hyperlink r:id="rId12">
+        <w:r>
+          <w:rPr>
+            <w:color w:val="0563C1"/>
+            <w:u w:val="single"/>
+            <w:sz w:val="22"/>
+            <w:rFonts w:ascii="Calibri" w:hAnsi="Calibri"/>
+          </w:rPr>
+          <w:t xml:space="preserve">https://www.paragraf.rs/propisi/zakon_o_elektronskom_dokumentu_elektronskoj_identifikaciji_i_uslugama_od_poverenja_u_elektronskom_poslovanju.html</w:t>
+        </w:r>
+      </w:hyperlink>
+    </w:p>
+    <w:p>
+      <w:pPr>
+        <w:pStyle w:val="ListBullet"/>
+      </w:pPr>
+      <w:r>
+        <w:rPr>
+          <w:rFonts w:ascii="Calibri" w:hAnsi="Calibri" w:eastAsia="Calibri"/>
+          <w:b w:val="0"/>
+          <w:i w:val="0"/>
           <w:sz w:val="22"/>
         </w:rPr>
         <w:t xml:space="preserve">Подача жалобы e‑mail / QES, Конституционный суд, XI.2023 (обзор PR Legal): </w:t>
       </w:r>
-      <w:hyperlink r:id="rId13">
+      <w:hyperlink r:id="rId44">
         <w:r>
           <w:rPr>
             <w:color w:val="0563C1"/>
@@ -951,11 +2385,62 @@
         <w:rPr>
           <w:rFonts w:ascii="Calibri" w:hAnsi="Calibri" w:eastAsia="Calibri"/>
           <w:b w:val="0"/>
+          <w:i w:val="0"/>
+          <w:sz w:val="22"/>
+        </w:rPr>
+        <w:t xml:space="preserve">Высший суд Ниша: приём электронных подач, QES: </w:t>
+      </w:r>
+      <w:hyperlink r:id="rId45">
+        <w:r>
+          <w:rPr>
+            <w:color w:val="0563C1"/>
+            <w:u w:val="single"/>
+            <w:sz w:val="22"/>
+            <w:rFonts w:ascii="Calibri" w:hAnsi="Calibri"/>
+          </w:rPr>
+          <w:t xml:space="preserve">https://ni.vi.sud.rs/tekst/1958/prijem-elektronskih-podnesaka.php</w:t>
+        </w:r>
+      </w:hyperlink>
+    </w:p>
+    <w:p>
+      <w:pPr>
+        <w:pStyle w:val="ListBullet"/>
+      </w:pPr>
+      <w:r>
+        <w:rPr>
+          <w:rFonts w:ascii="Calibri" w:hAnsi="Calibri" w:eastAsia="Calibri"/>
+          <w:b w:val="0"/>
+          <w:i w:val="0"/>
+          <w:sz w:val="22"/>
+        </w:rPr>
+        <w:t xml:space="preserve">Закон о БЗР РС 35/2023 (Paragraf): </w:t>
+      </w:r>
+      <w:hyperlink r:id="rId18">
+        <w:r>
+          <w:rPr>
+            <w:color w:val="0563C1"/>
+            <w:u w:val="single"/>
+            <w:sz w:val="22"/>
+            <w:rFonts w:ascii="Calibri" w:hAnsi="Calibri"/>
+          </w:rPr>
+          <w:t xml:space="preserve">https://www.paragraf.rs/propisi/zakon-o-bezbednosti-i-zdravlju-na-radu.html</w:t>
+        </w:r>
+      </w:hyperlink>
+    </w:p>
+    <w:p>
+      <w:pPr>
+        <w:pStyle w:val="ListBullet"/>
+      </w:pPr>
+      <w:r>
+        <w:rPr>
+          <w:rFonts w:ascii="Calibri" w:hAnsi="Calibri" w:eastAsia="Calibri"/>
+          <w:b w:val="0"/>
+          <w:i w:val="0"/>
           <w:sz w:val="22"/>
         </w:rPr>
         <w:t xml:space="preserve">Lexology: новые правилники ОТ, Form 6, электроника + QES: </w:t>
       </w:r>
-      <w:hyperlink r:id="rId14">
+      <w:hyperlink r:id="rId19">
         <w:r>
           <w:rPr>
             <w:color w:val="0563C1"/>
@@ -975,11 +2460,37 @@
         <w:rPr>
           <w:rFonts w:ascii="Calibri" w:hAnsi="Calibri" w:eastAsia="Calibri"/>
           <w:b w:val="0"/>
+          <w:i w:val="0"/>
+          <w:sz w:val="22"/>
+        </w:rPr>
+        <w:t xml:space="preserve">DIER: электронное ведение, Form 6 на бумаге: </w:t>
+      </w:r>
+      <w:hyperlink r:id="rId46">
+        <w:r>
+          <w:rPr>
+            <w:color w:val="0563C1"/>
+            <w:u w:val="single"/>
+            <w:sz w:val="22"/>
+            <w:rFonts w:ascii="Calibri" w:hAnsi="Calibri"/>
+          </w:rPr>
+          <w:t xml:space="preserve">https://dier.rs/pravilnik-o-vodenju-i-rokovima-cuvanja-evidencija-u-oblasti-bezbednosti-i-zdravlja-na-radu-sta-donose-nove-izmene</w:t>
+        </w:r>
+      </w:hyperlink>
+    </w:p>
+    <w:p>
+      <w:pPr>
+        <w:pStyle w:val="ListBullet"/>
+      </w:pPr>
+      <w:r>
+        <w:rPr>
+          <w:rFonts w:ascii="Calibri" w:hAnsi="Calibri" w:eastAsia="Calibri"/>
+          <w:b w:val="0"/>
+          <w:i w:val="0"/>
           <w:sz w:val="22"/>
         </w:rPr>
         <w:t xml:space="preserve">Ley 6/2020 (BOE) — правка LEC 326: </w:t>
       </w:r>
-      <w:hyperlink r:id="rId15">
+      <w:hyperlink r:id="rId13">
         <w:r>
           <w:rPr>
             <w:color w:val="0563C1"/>
@@ -999,11 +2510,87 @@
         <w:rPr>
           <w:rFonts w:ascii="Calibri" w:hAnsi="Calibri" w:eastAsia="Calibri"/>
           <w:b w:val="0"/>
+          <w:i w:val="0"/>
+          <w:sz w:val="22"/>
+        </w:rPr>
+        <w:t xml:space="preserve">LEC, art. 326 (BOE, текст кодекса): </w:t>
+      </w:r>
+      <w:hyperlink r:id="rId47">
+        <w:r>
+          <w:rPr>
+            <w:color w:val="0563C1"/>
+            <w:u w:val="single"/>
+            <w:sz w:val="22"/>
+            <w:rFonts w:ascii="Calibri" w:hAnsi="Calibri"/>
+          </w:rPr>
+          <w:t xml:space="preserve">https://www.boe.es/buscar/act.php?id=BOE-A-2000-323#a326</w:t>
+        </w:r>
+      </w:hyperlink>
+    </w:p>
+    <w:p>
+      <w:pPr>
+        <w:pStyle w:val="ListBullet"/>
+      </w:pPr>
+      <w:r>
+        <w:rPr>
+          <w:rFonts w:ascii="Calibri" w:hAnsi="Calibri" w:eastAsia="Calibri"/>
+          <w:b w:val="0"/>
+          <w:i w:val="0"/>
+          <w:sz w:val="22"/>
+        </w:rPr>
+        <w:t xml:space="preserve">LEC art. 326 (Iberley): </w:t>
+      </w:r>
+      <w:hyperlink r:id="rId48">
+        <w:r>
+          <w:rPr>
+            <w:color w:val="0563C1"/>
+            <w:u w:val="single"/>
+            <w:sz w:val="22"/>
+            <w:rFonts w:ascii="Calibri" w:hAnsi="Calibri"/>
+          </w:rPr>
+          <w:t xml:space="preserve">https://www.iberley.es/legislacion/articulo-326-ley-enjuiciamiento-civil</w:t>
+        </w:r>
+      </w:hyperlink>
+    </w:p>
+    <w:p>
+      <w:pPr>
+        <w:pStyle w:val="ListBullet"/>
+      </w:pPr>
+      <w:r>
+        <w:rPr>
+          <w:rFonts w:ascii="Calibri" w:hAnsi="Calibri" w:eastAsia="Calibri"/>
+          <w:b w:val="0"/>
+          <w:i w:val="0"/>
+          <w:sz w:val="22"/>
+        </w:rPr>
+        <w:t xml:space="preserve">STS 116/2025, обзор LegalToday: </w:t>
+      </w:r>
+      <w:hyperlink r:id="rId49">
+        <w:r>
+          <w:rPr>
+            <w:color w:val="0563C1"/>
+            <w:u w:val="single"/>
+            <w:sz w:val="22"/>
+            <w:rFonts w:ascii="Calibri" w:hAnsi="Calibri"/>
+          </w:rPr>
+          <w:t xml:space="preserve">https://www.legaltoday.com/practica-juridica/derecho-penal/valor-probatorio-de-los-pantallazos-de-conversaciones-de-whatsapp-o-sus-transcripciones-sts-116-2025-de-13-de-febrero-2025-09-29/</w:t>
+        </w:r>
+      </w:hyperlink>
+    </w:p>
+    <w:p>
+      <w:pPr>
+        <w:pStyle w:val="ListBullet"/>
+      </w:pPr>
+      <w:r>
+        <w:rPr>
+          <w:rFonts w:ascii="Calibri" w:hAnsi="Calibri" w:eastAsia="Calibri"/>
+          <w:b w:val="0"/>
+          <w:i w:val="0"/>
           <w:sz w:val="22"/>
         </w:rPr>
         <w:t xml:space="preserve">LPRL 31/1995 (BOE): </w:t>
       </w:r>
-      <w:hyperlink r:id="rId16">
+      <w:hyperlink r:id="rId27">
         <w:r>
           <w:rPr>
             <w:color w:val="0563C1"/>
@@ -1023,11 +2610,62 @@
         <w:rPr>
           <w:rFonts w:ascii="Calibri" w:hAnsi="Calibri" w:eastAsia="Calibri"/>
           <w:b w:val="0"/>
+          <w:i w:val="0"/>
+          <w:sz w:val="22"/>
+        </w:rPr>
+        <w:t xml:space="preserve">Estatuto de los Trabajadores (BOE): </w:t>
+      </w:r>
+      <w:hyperlink r:id="rId50">
+        <w:r>
+          <w:rPr>
+            <w:color w:val="0563C1"/>
+            <w:u w:val="single"/>
+            <w:sz w:val="22"/>
+            <w:rFonts w:ascii="Calibri" w:hAnsi="Calibri"/>
+          </w:rPr>
+          <w:t xml:space="preserve">https://www.boe.es/buscar/act.php?id=BOE-A-2015-11430</w:t>
+        </w:r>
+      </w:hyperlink>
+    </w:p>
+    <w:p>
+      <w:pPr>
+        <w:pStyle w:val="ListBullet"/>
+      </w:pPr>
+      <w:r>
+        <w:rPr>
+          <w:rFonts w:ascii="Calibri" w:hAnsi="Calibri" w:eastAsia="Calibri"/>
+          <w:b w:val="0"/>
+          <w:i w:val="0"/>
+          <w:sz w:val="22"/>
+        </w:rPr>
+        <w:t xml:space="preserve">LEX/AHK: ЭП в трудовых документах: </w:t>
+      </w:r>
+      <w:hyperlink r:id="rId51">
+        <w:r>
+          <w:rPr>
+            <w:color w:val="0563C1"/>
+            <w:u w:val="single"/>
+            <w:sz w:val="22"/>
+            <w:rFonts w:ascii="Calibri" w:hAnsi="Calibri"/>
+          </w:rPr>
+          <w:t xml:space="preserve">https://lex.ahk.es/actualidad-juridica/puede-la-empresa-emplear-la-firma-electronica-en-el-ambito-laboral</w:t>
+        </w:r>
+      </w:hyperlink>
+    </w:p>
+    <w:p>
+      <w:pPr>
+        <w:pStyle w:val="ListBullet"/>
+      </w:pPr>
+      <w:r>
+        <w:rPr>
+          <w:rFonts w:ascii="Calibri" w:hAnsi="Calibri" w:eastAsia="Calibri"/>
+          <w:b w:val="0"/>
+          <w:i w:val="0"/>
           <w:sz w:val="22"/>
         </w:rPr>
         <w:t xml:space="preserve">ECA 2000, section 9: </w:t>
       </w:r>
-      <w:hyperlink r:id="rId17">
+      <w:hyperlink r:id="rId14">
         <w:r>
           <w:rPr>
             <w:color w:val="0563C1"/>
@@ -1047,11 +2685,62 @@
         <w:rPr>
           <w:rFonts w:ascii="Calibri" w:hAnsi="Calibri" w:eastAsia="Calibri"/>
           <w:b w:val="0"/>
+          <w:i w:val="0"/>
+          <w:sz w:val="22"/>
+        </w:rPr>
+        <w:t xml:space="preserve">ECA 2000, section 13: </w:t>
+      </w:r>
+      <w:hyperlink r:id="rId52">
+        <w:r>
+          <w:rPr>
+            <w:color w:val="0563C1"/>
+            <w:u w:val="single"/>
+            <w:sz w:val="22"/>
+            <w:rFonts w:ascii="Calibri" w:hAnsi="Calibri"/>
+          </w:rPr>
+          <w:t xml:space="preserve">https://www.irishstatutebook.ie/eli/2000/act/27/section/13/enacted/en/html</w:t>
+        </w:r>
+      </w:hyperlink>
+    </w:p>
+    <w:p>
+      <w:pPr>
+        <w:pStyle w:val="ListBullet"/>
+      </w:pPr>
+      <w:r>
+        <w:rPr>
+          <w:rFonts w:ascii="Calibri" w:hAnsi="Calibri" w:eastAsia="Calibri"/>
+          <w:b w:val="0"/>
+          <w:i w:val="0"/>
+          <w:sz w:val="22"/>
+        </w:rPr>
+        <w:t xml:space="preserve">Ryanair v Billigfluege.de [2010] IEHC 47: </w:t>
+      </w:r>
+      <w:hyperlink r:id="rId53">
+        <w:r>
+          <w:rPr>
+            <w:color w:val="0563C1"/>
+            <w:u w:val="single"/>
+            <w:sz w:val="22"/>
+            <w:rFonts w:ascii="Calibri" w:hAnsi="Calibri"/>
+          </w:rPr>
+          <w:t xml:space="preserve">https://www.bailii.org/ie/cases/IEHC/2010/H47.html</w:t>
+        </w:r>
+      </w:hyperlink>
+    </w:p>
+    <w:p>
+      <w:pPr>
+        <w:pStyle w:val="ListBullet"/>
+      </w:pPr>
+      <w:r>
+        <w:rPr>
+          <w:rFonts w:ascii="Calibri" w:hAnsi="Calibri" w:eastAsia="Calibri"/>
+          <w:b w:val="0"/>
+          <w:i w:val="0"/>
           <w:sz w:val="22"/>
         </w:rPr>
         <w:t xml:space="preserve">Redmond v Tallaght University Hospital [2024] IEHC 167: </w:t>
       </w:r>
-      <w:hyperlink r:id="rId18">
+      <w:hyperlink r:id="rId54">
         <w:r>
           <w:rPr>
             <w:color w:val="0563C1"/>
@@ -1071,11 +2760,37 @@
         <w:rPr>
           <w:rFonts w:ascii="Calibri" w:hAnsi="Calibri" w:eastAsia="Calibri"/>
           <w:b w:val="0"/>
+          <w:i w:val="0"/>
+          <w:sz w:val="22"/>
+        </w:rPr>
+        <w:t xml:space="preserve">SHWW Act 2005 (Irish Statute Book): </w:t>
+      </w:r>
+      <w:hyperlink r:id="rId28">
+        <w:r>
+          <w:rPr>
+            <w:color w:val="0563C1"/>
+            <w:u w:val="single"/>
+            <w:sz w:val="22"/>
+            <w:rFonts w:ascii="Calibri" w:hAnsi="Calibri"/>
+          </w:rPr>
+          <w:t xml:space="preserve">https://www.irishstatutebook.ie/eli/2005/act/10/enacted/en/html</w:t>
+        </w:r>
+      </w:hyperlink>
+    </w:p>
+    <w:p>
+      <w:pPr>
+        <w:pStyle w:val="ListBullet"/>
+      </w:pPr>
+      <w:r>
+        <w:rPr>
+          <w:rFonts w:ascii="Calibri" w:hAnsi="Calibri" w:eastAsia="Calibri"/>
+          <w:b w:val="0"/>
+          <w:i w:val="0"/>
           <w:sz w:val="22"/>
         </w:rPr>
         <w:t xml:space="preserve">Cass. 3e civ., 5 mars 2026, n° 24‑21.034 (Legalis): </w:t>
       </w:r>
-      <w:hyperlink r:id="rId19">
+      <w:hyperlink r:id="rId15">
         <w:r>
           <w:rPr>
             <w:color w:val="0563C1"/>
@@ -1095,11 +2810,112 @@
         <w:rPr>
           <w:rFonts w:ascii="Calibri" w:hAnsi="Calibri" w:eastAsia="Calibri"/>
           <w:b w:val="0"/>
+          <w:i w:val="0"/>
+          <w:sz w:val="22"/>
+        </w:rPr>
+        <w:t xml:space="preserve">Code civil, art. 1366 (Légifrance): </w:t>
+      </w:r>
+      <w:hyperlink r:id="rId17">
+        <w:r>
+          <w:rPr>
+            <w:color w:val="0563C1"/>
+            <w:u w:val="single"/>
+            <w:sz w:val="22"/>
+            <w:rFonts w:ascii="Calibri" w:hAnsi="Calibri"/>
+          </w:rPr>
+          <w:t xml:space="preserve">https://www.legifrance.gouv.fr/codes/article_lc/LEGIARTI000032042219</w:t>
+        </w:r>
+      </w:hyperlink>
+    </w:p>
+    <w:p>
+      <w:pPr>
+        <w:pStyle w:val="ListBullet"/>
+      </w:pPr>
+      <w:r>
+        <w:rPr>
+          <w:rFonts w:ascii="Calibri" w:hAnsi="Calibri" w:eastAsia="Calibri"/>
+          <w:b w:val="0"/>
+          <w:i w:val="0"/>
+          <w:sz w:val="22"/>
+        </w:rPr>
+        <w:t xml:space="preserve">Code civil, art. 1367 (Légifrance): </w:t>
+      </w:r>
+      <w:hyperlink r:id="rId55">
+        <w:r>
+          <w:rPr>
+            <w:color w:val="0563C1"/>
+            <w:u w:val="single"/>
+            <w:sz w:val="22"/>
+            <w:rFonts w:ascii="Calibri" w:hAnsi="Calibri"/>
+          </w:rPr>
+          <w:t xml:space="preserve">https://www.legifrance.gouv.fr/codes/article_lc/LEGIARTI000032042224</w:t>
+        </w:r>
+      </w:hyperlink>
+    </w:p>
+    <w:p>
+      <w:pPr>
+        <w:pStyle w:val="ListBullet"/>
+      </w:pPr>
+      <w:r>
+        <w:rPr>
+          <w:rFonts w:ascii="Calibri" w:hAnsi="Calibri" w:eastAsia="Calibri"/>
+          <w:b w:val="0"/>
+          <w:i w:val="0"/>
+          <w:sz w:val="22"/>
+        </w:rPr>
+        <w:t xml:space="preserve">Décret 2017‑1416: </w:t>
+      </w:r>
+      <w:hyperlink r:id="rId56">
+        <w:r>
+          <w:rPr>
+            <w:color w:val="0563C1"/>
+            <w:u w:val="single"/>
+            <w:sz w:val="22"/>
+            <w:rFonts w:ascii="Calibri" w:hAnsi="Calibri"/>
+          </w:rPr>
+          <w:t xml:space="preserve">https://www.legifrance.gouv.fr/loda/id/JORFTEXT000035638541/</w:t>
+        </w:r>
+      </w:hyperlink>
+    </w:p>
+    <w:p>
+      <w:pPr>
+        <w:pStyle w:val="ListBullet"/>
+      </w:pPr>
+      <w:r>
+        <w:rPr>
+          <w:rFonts w:ascii="Calibri" w:hAnsi="Calibri" w:eastAsia="Calibri"/>
+          <w:b w:val="0"/>
+          <w:i w:val="0"/>
+          <w:sz w:val="22"/>
+        </w:rPr>
+        <w:t xml:space="preserve">Code du travail L. 4121‑1 (Légifrance): </w:t>
+      </w:r>
+      <w:hyperlink r:id="rId29">
+        <w:r>
+          <w:rPr>
+            <w:color w:val="0563C1"/>
+            <w:u w:val="single"/>
+            <w:sz w:val="22"/>
+            <w:rFonts w:ascii="Calibri" w:hAnsi="Calibri"/>
+          </w:rPr>
+          <w:t xml:space="preserve">https://www.legifrance.gouv.fr/codes/article_lc/LEGIARTI000006903144</w:t>
+        </w:r>
+      </w:hyperlink>
+    </w:p>
+    <w:p>
+      <w:pPr>
+        <w:pStyle w:val="ListBullet"/>
+      </w:pPr>
+      <w:r>
+        <w:rPr>
+          <w:rFonts w:ascii="Calibri" w:hAnsi="Calibri" w:eastAsia="Calibri"/>
+          <w:b w:val="0"/>
+          <w:i w:val="0"/>
           <w:sz w:val="22"/>
         </w:rPr>
         <w:t xml:space="preserve">Cass. soc. 28.02.2024, n° 22‑15.624 (обзор): </w:t>
       </w:r>
-      <w:hyperlink r:id="rId20">
+      <w:hyperlink r:id="rId57">
         <w:r>
           <w:rPr>
             <w:color w:val="0563C1"/>
@@ -1119,11 +2935,37 @@
         <w:rPr>
           <w:rFonts w:ascii="Calibri" w:hAnsi="Calibri" w:eastAsia="Calibri"/>
           <w:b w:val="0"/>
+          <w:i w:val="0"/>
+          <w:sz w:val="22"/>
+        </w:rPr>
+        <w:t xml:space="preserve">Cass. soc. 14.12.2022, n° 21‑19.841 (KPMG): </w:t>
+      </w:r>
+      <w:hyperlink r:id="rId16">
+        <w:r>
+          <w:rPr>
+            <w:color w:val="0563C1"/>
+            <w:u w:val="single"/>
+            <w:sz w:val="22"/>
+            <w:rFonts w:ascii="Calibri" w:hAnsi="Calibri"/>
+          </w:rPr>
+          <w:t xml:space="preserve">https://kpmg.com/av/fr/avocats/eclairages/2023/01/valeur-juridique-de-la-signature-numerisee.html</w:t>
+        </w:r>
+      </w:hyperlink>
+    </w:p>
+    <w:p>
+      <w:pPr>
+        <w:pStyle w:val="ListBullet"/>
+      </w:pPr>
+      <w:r>
+        <w:rPr>
+          <w:rFonts w:ascii="Calibri" w:hAnsi="Calibri" w:eastAsia="Calibri"/>
+          <w:b w:val="0"/>
+          <w:i w:val="0"/>
           <w:sz w:val="22"/>
         </w:rPr>
         <w:t xml:space="preserve">[2025] KEELC 392 (Kenya Law): </w:t>
       </w:r>
-      <w:hyperlink r:id="rId21">
+      <w:hyperlink r:id="rId11">
         <w:r>
           <w:rPr>
             <w:color w:val="0563C1"/>
@@ -1143,9 +2985,35 @@
         <w:rPr>
           <w:rFonts w:ascii="Calibri" w:hAnsi="Calibri" w:eastAsia="Calibri"/>
           <w:b w:val="0"/>
+          <w:i w:val="0"/>
           <w:sz w:val="22"/>
         </w:rPr>
-        <w:t xml:space="preserve">OSHA 2007 (Kenya Law): </w:t>
+        <w:t xml:space="preserve">KICA (Kenya Law): </w:t>
+      </w:r>
+      <w:hyperlink r:id="rId21">
+        <w:r>
+          <w:rPr>
+            <w:color w:val="0563C1"/>
+            <w:u w:val="single"/>
+            <w:sz w:val="22"/>
+            <w:rFonts w:ascii="Calibri" w:hAnsi="Calibri"/>
+          </w:rPr>
+          <w:t xml:space="preserve">https://new.kenyalaw.org/akn/ke/act/1998/2</w:t>
+        </w:r>
+      </w:hyperlink>
+    </w:p>
+    <w:p>
+      <w:pPr>
+        <w:pStyle w:val="ListBullet"/>
+      </w:pPr>
+      <w:r>
+        <w:rPr>
+          <w:rFonts w:ascii="Calibri" w:hAnsi="Calibri" w:eastAsia="Calibri"/>
+          <w:b w:val="0"/>
+          <w:i w:val="0"/>
+          <w:sz w:val="22"/>
+        </w:rPr>
+        <w:t xml:space="preserve">Evidence Act Cap 80 (Kenya Law): </w:t>
       </w:r>
       <w:hyperlink r:id="rId22">
         <w:r>
@@ -1155,7 +3023,82 @@
             <w:sz w:val="22"/>
             <w:rFonts w:ascii="Calibri" w:hAnsi="Calibri"/>
           </w:rPr>
+          <w:t xml:space="preserve">https://new.kenyalaw.org/akn/ke/act/1963/46</w:t>
+        </w:r>
+      </w:hyperlink>
+    </w:p>
+    <w:p>
+      <w:pPr>
+        <w:pStyle w:val="ListBullet"/>
+      </w:pPr>
+      <w:r>
+        <w:rPr>
+          <w:rFonts w:ascii="Calibri" w:hAnsi="Calibri" w:eastAsia="Calibri"/>
+          <w:b w:val="0"/>
+          <w:i w:val="0"/>
+          <w:sz w:val="22"/>
+        </w:rPr>
+        <w:t xml:space="preserve">Evidence Act Cap 80, s. 106B (lex): </w:t>
+      </w:r>
+      <w:hyperlink r:id="rId30">
+        <w:r>
+          <w:rPr>
+            <w:color w:val="0563C1"/>
+            <w:u w:val="single"/>
+            <w:sz w:val="22"/>
+            <w:rFonts w:ascii="Calibri" w:hAnsi="Calibri"/>
+          </w:rPr>
+          <w:t xml:space="preserve">https://kenyalaw.org/lex/actview.xql?actid=CAP.+80</w:t>
+        </w:r>
+      </w:hyperlink>
+    </w:p>
+    <w:p>
+      <w:pPr>
+        <w:pStyle w:val="ListBullet"/>
+      </w:pPr>
+      <w:r>
+        <w:rPr>
+          <w:rFonts w:ascii="Calibri" w:hAnsi="Calibri" w:eastAsia="Calibri"/>
+          <w:b w:val="0"/>
+          <w:i w:val="0"/>
+          <w:sz w:val="22"/>
+        </w:rPr>
+        <w:t xml:space="preserve">OSHA 2007 (Kenya Law): </w:t>
+      </w:r>
+      <w:hyperlink r:id="rId23">
+        <w:r>
+          <w:rPr>
+            <w:color w:val="0563C1"/>
+            <w:u w:val="single"/>
+            <w:sz w:val="22"/>
+            <w:rFonts w:ascii="Calibri" w:hAnsi="Calibri"/>
+          </w:rPr>
           <w:t xml:space="preserve">https://new.kenyalaw.org/akn/ke/act/2007/15</w:t>
+        </w:r>
+      </w:hyperlink>
+    </w:p>
+    <w:p>
+      <w:pPr>
+        <w:pStyle w:val="ListBullet"/>
+      </w:pPr>
+      <w:r>
+        <w:rPr>
+          <w:rFonts w:ascii="Calibri" w:hAnsi="Calibri" w:eastAsia="Calibri"/>
+          <w:b w:val="0"/>
+          <w:i w:val="0"/>
+          <w:sz w:val="22"/>
+        </w:rPr>
+        <w:t xml:space="preserve">Bigot Flowers v Cheboswony [2022] KEELRC 3772: </w:t>
+      </w:r>
+      <w:hyperlink r:id="rId58">
+        <w:r>
+          <w:rPr>
+            <w:color w:val="0563C1"/>
+            <w:u w:val="single"/>
+            <w:sz w:val="22"/>
+            <w:rFonts w:ascii="Calibri" w:hAnsi="Calibri"/>
+          </w:rPr>
+          <w:t xml:space="preserve">https://sheriahub.com/cases/ke/caselaw/bigot-flowers-kenya-ltd-v-cheboswony-employment-and-labour-relations-appeal-10of-2018-2022-keelrc-3772-klr-10may-2022-judgment.pdf</w:t>
         </w:r>
       </w:hyperlink>
     </w:p>
